--- a/Ausgabe/Klasse_7/02_Repraesentation_von_Daten/05_Praesentationen/md.docx
+++ b/Ausgabe/Klasse_7/02_Repraesentation_von_Daten/05_Praesentationen/md.docx
@@ -554,7 +554,7 @@
       <w:rPr>
         <w:sz w:val="16"/>
       </w:rPr>
-      <w:t>Unterrichtsmaterial Oberschule Sachsen · Version v0.4.0-341-g0b15cca-dirty · Build 17.08.2026</w:t>
+      <w:t>Unterrichtsmaterial Oberschule Sachsen · Version v0.4.0-356-g3db0967-dirty · Build 17.08.2026</w:t>
     </w:r>
   </w:p>
 </w:ftr>

--- a/Ausgabe/Klasse_7/02_Repraesentation_von_Daten/05_Praesentationen/md.docx
+++ b/Ausgabe/Klasse_7/02_Repraesentation_von_Daten/05_Praesentationen/md.docx
@@ -49,22 +49,22 @@
         <w:br w:type="page"/>
       </w:r>
     </w:p>
-    <w:bookmarkStart w:id="32" w:name="X83f92f0dd864afc1c32bcc3fe13538d8bf42ca3"/>
+    <w:bookmarkStart w:id="34" w:name="X7a54d87c65445f831577b5aba7545cfee64a11c"/>
     <w:p>
       <w:pPr>
         <w:pStyle w:val="Heading1"/>
       </w:pPr>
       <w:r>
-        <w:t xml:space="preserve">Präsentation – 01 bis 03 Daten und Darstellungen</w:t>
+        <w:t xml:space="preserve">Präsentation – 01 bis 03 Daten, Darstellungen und digitale Medien</w:t>
       </w:r>
     </w:p>
-    <w:bookmarkStart w:id="20" w:name="folie-1"/>
+    <w:bookmarkStart w:id="20" w:name="folie-1-leitfrage"/>
     <w:p>
       <w:pPr>
         <w:pStyle w:val="Heading2"/>
       </w:pPr>
       <w:r>
-        <w:t xml:space="preserve">Folie 1</w:t>
+        <w:t xml:space="preserve">Folie 1 – Leitfrage</w:t>
       </w:r>
     </w:p>
     <w:p>
@@ -72,17 +72,17 @@
         <w:pStyle w:val="BlockText"/>
       </w:pPr>
       <w:r>
-        <w:t xml:space="preserve">Was bedeutet die Zahl 18?</w:t>
+        <w:t xml:space="preserve">Wann werden Daten zu Informationen?</w:t>
       </w:r>
     </w:p>
     <w:bookmarkEnd w:id="20"/>
-    <w:bookmarkStart w:id="21" w:name="folie-2"/>
+    <w:bookmarkStart w:id="21" w:name="folie-2-einstieg-die-zahl-18"/>
     <w:p>
       <w:pPr>
         <w:pStyle w:val="Heading2"/>
       </w:pPr>
       <w:r>
-        <w:t xml:space="preserve">Folie 2</w:t>
+        <w:t xml:space="preserve">Folie 2 – Einstieg: Die Zahl 18</w:t>
       </w:r>
     </w:p>
     <w:p>
@@ -90,17 +90,17 @@
         <w:pStyle w:val="FirstParagraph"/>
       </w:pPr>
       <w:r>
-        <w:t xml:space="preserve">Daten versus Information.</w:t>
+        <w:t xml:space="preserve">Gleiche Daten, verschiedene Kontexte: Temperatur, Alter, Preis, Hausnummer.</w:t>
       </w:r>
     </w:p>
     <w:bookmarkEnd w:id="21"/>
-    <w:bookmarkStart w:id="22" w:name="folie-3"/>
+    <w:bookmarkStart w:id="22" w:name="folie-3-daten-versus-information"/>
     <w:p>
       <w:pPr>
         <w:pStyle w:val="Heading2"/>
       </w:pPr>
       <w:r>
-        <w:t xml:space="preserve">Folie 3</w:t>
+        <w:t xml:space="preserve">Folie 3 – Daten versus Information</w:t>
       </w:r>
     </w:p>
     <w:p>
@@ -108,17 +108,17 @@
         <w:pStyle w:val="FirstParagraph"/>
       </w:pPr>
       <w:r>
-        <w:t xml:space="preserve">Kontext verändert Bedeutung.</w:t>
+        <w:t xml:space="preserve">Daten sind Darstellungen. Information entsteht durch Bedeutung im Kontext.</w:t>
       </w:r>
     </w:p>
     <w:bookmarkEnd w:id="22"/>
-    <w:bookmarkStart w:id="23" w:name="folie-4"/>
+    <w:bookmarkStart w:id="23" w:name="folie-4-darstellungsformen"/>
     <w:p>
       <w:pPr>
         <w:pStyle w:val="Heading2"/>
       </w:pPr>
       <w:r>
-        <w:t xml:space="preserve">Folie 4</w:t>
+        <w:t xml:space="preserve">Folie 4 – Darstellungsformen</w:t>
       </w:r>
     </w:p>
     <w:p>
@@ -126,35 +126,35 @@
         <w:pStyle w:val="FirstParagraph"/>
       </w:pPr>
       <w:r>
-        <w:t xml:space="preserve">Darstellungsformen: Text, Tabelle, Diagramm, Bild, Audio, Video.</w:t>
+        <w:t xml:space="preserve">Text, Tabelle, Diagramm, Grafik, Animation, Audio, Video und Multimedia vergleichen.</w:t>
       </w:r>
     </w:p>
     <w:bookmarkEnd w:id="23"/>
-    <w:bookmarkStart w:id="24" w:name="folie-5"/>
+    <w:bookmarkStart w:id="24" w:name="folie-5-welche-darstellung-passt"/>
     <w:p>
       <w:pPr>
         <w:pStyle w:val="Heading2"/>
       </w:pPr>
       <w:r>
-        <w:t xml:space="preserve">Folie 5</w:t>
+        <w:t xml:space="preserve">Folie 5 – Welche Darstellung passt?</w:t>
       </w:r>
     </w:p>
     <w:p>
       <w:pPr>
-        <w:pStyle w:val="BlockText"/>
+        <w:pStyle w:val="FirstParagraph"/>
       </w:pPr>
       <w:r>
-        <w:t xml:space="preserve">Welche Darstellung passt zur Aufgabe?</w:t>
+        <w:t xml:space="preserve">Kriterien: Zweck, Zielgruppe, Genauigkeit, Übersichtlichkeit, Barrierefreiheit.</w:t>
       </w:r>
     </w:p>
     <w:bookmarkEnd w:id="24"/>
-    <w:bookmarkStart w:id="25" w:name="folie-6"/>
+    <w:bookmarkStart w:id="25" w:name="folie-6-beispiel-wetterdaten"/>
     <w:p>
       <w:pPr>
         <w:pStyle w:val="Heading2"/>
       </w:pPr>
       <w:r>
-        <w:t xml:space="preserve">Folie 6</w:t>
+        <w:t xml:space="preserve">Folie 6 – Beispiel Wetterdaten</w:t>
       </w:r>
     </w:p>
     <w:p>
@@ -162,17 +162,17 @@
         <w:pStyle w:val="FirstParagraph"/>
       </w:pPr>
       <w:r>
-        <w:t xml:space="preserve">Beispiel Wetterdaten: Tabelle versus Diagramm.</w:t>
+        <w:t xml:space="preserve">Tabelle für genaue Werte, Diagramm für Entwicklung. Beide Darstellungen haben Stärken.</w:t>
       </w:r>
     </w:p>
     <w:bookmarkEnd w:id="25"/>
-    <w:bookmarkStart w:id="26" w:name="folie-7"/>
+    <w:bookmarkStart w:id="26" w:name="folie-7-digitale-medien-planen"/>
     <w:p>
       <w:pPr>
         <w:pStyle w:val="Heading2"/>
       </w:pPr>
       <w:r>
-        <w:t xml:space="preserve">Folie 7</w:t>
+        <w:t xml:space="preserve">Folie 7 – Digitale Medien planen</w:t>
       </w:r>
     </w:p>
     <w:p>
@@ -180,17 +180,17 @@
         <w:pStyle w:val="FirstParagraph"/>
       </w:pPr>
       <w:r>
-        <w:t xml:space="preserve">Ziel und Zielgruppe.</w:t>
+        <w:t xml:space="preserve">Ziel, Zielgruppe und Kernaussage vor Gestaltung und Werkzeug klären.</w:t>
       </w:r>
     </w:p>
     <w:bookmarkEnd w:id="26"/>
-    <w:bookmarkStart w:id="27" w:name="folie-8"/>
+    <w:bookmarkStart w:id="27" w:name="folie-8-inhalt-und-design-trennen"/>
     <w:p>
       <w:pPr>
         <w:pStyle w:val="Heading2"/>
       </w:pPr>
       <w:r>
-        <w:t xml:space="preserve">Folie 8</w:t>
+        <w:t xml:space="preserve">Folie 8 – Inhalt und Design trennen</w:t>
       </w:r>
     </w:p>
     <w:p>
@@ -198,17 +198,49 @@
         <w:pStyle w:val="FirstParagraph"/>
       </w:pPr>
       <w:r>
-        <w:t xml:space="preserve">Inhalt versus Gestaltung.</w:t>
+        <w:t xml:space="preserve">Inhalt sagt,</w:t>
+      </w:r>
+      <w:r>
+        <w:t xml:space="preserve"> </w:t>
+      </w:r>
+      <w:r>
+        <w:rPr>
+          <w:bCs/>
+          <w:b/>
+        </w:rPr>
+        <w:t xml:space="preserve">was</w:t>
+      </w:r>
+      <w:r>
+        <w:t xml:space="preserve"> </w:t>
+      </w:r>
+      <w:r>
+        <w:t xml:space="preserve">vermittelt wird. Design steuert,</w:t>
+      </w:r>
+      <w:r>
+        <w:t xml:space="preserve"> </w:t>
+      </w:r>
+      <w:r>
+        <w:rPr>
+          <w:bCs/>
+          <w:b/>
+        </w:rPr>
+        <w:t xml:space="preserve">wie</w:t>
+      </w:r>
+      <w:r>
+        <w:t xml:space="preserve"> </w:t>
+      </w:r>
+      <w:r>
+        <w:t xml:space="preserve">es wahrgenommen wird.</w:t>
       </w:r>
     </w:p>
     <w:bookmarkEnd w:id="27"/>
-    <w:bookmarkStart w:id="28" w:name="folie-9"/>
+    <w:bookmarkStart w:id="28" w:name="X152aa84cc0ebd22a5ec70988169ac4f2b5e1b95"/>
     <w:p>
       <w:pPr>
         <w:pStyle w:val="Heading2"/>
       </w:pPr>
       <w:r>
-        <w:t xml:space="preserve">Folie 9</w:t>
+        <w:t xml:space="preserve">Folie 9 – Software problembezogen auswählen</w:t>
       </w:r>
     </w:p>
     <w:p>
@@ -216,17 +248,17 @@
         <w:pStyle w:val="FirstParagraph"/>
       </w:pPr>
       <w:r>
-        <w:t xml:space="preserve">Welche Software passt zu welcher Aufgabe?</w:t>
+        <w:t xml:space="preserve">Textverarbeitung, Präsentation, Tabellenkalkulation, Grafikprogramm, Audio-/Video-Software, browserbasierte Anwendung.</w:t>
       </w:r>
     </w:p>
     <w:bookmarkEnd w:id="28"/>
-    <w:bookmarkStart w:id="29" w:name="folie-10"/>
+    <w:bookmarkStart w:id="29" w:name="folie-10-weitere-anwendung-kennenlernen"/>
     <w:p>
       <w:pPr>
         <w:pStyle w:val="Heading2"/>
       </w:pPr>
       <w:r>
-        <w:t xml:space="preserve">Folie 10</w:t>
+        <w:t xml:space="preserve">Folie 10 – Weitere Anwendung kennenlernen</w:t>
       </w:r>
     </w:p>
     <w:p>
@@ -234,17 +266,17 @@
         <w:pStyle w:val="FirstParagraph"/>
       </w:pPr>
       <w:r>
-        <w:t xml:space="preserve">Automatisierung in Anwendersoftware.</w:t>
+        <w:t xml:space="preserve">Beispiel Tabellenkalkulation: Rohdaten erfassen, Formeln nutzen, Diagramm erzeugen.</w:t>
       </w:r>
     </w:p>
     <w:bookmarkEnd w:id="29"/>
-    <w:bookmarkStart w:id="30" w:name="folie-11"/>
+    <w:bookmarkStart w:id="30" w:name="Xf68e66796ca2061b5b876ca963f4d50a6ecf0a9"/>
     <w:p>
       <w:pPr>
         <w:pStyle w:val="Heading2"/>
       </w:pPr>
       <w:r>
-        <w:t xml:space="preserve">Folie 11</w:t>
+        <w:t xml:space="preserve">Folie 11 – Automatisierung in Anwendersoftware</w:t>
       </w:r>
     </w:p>
     <w:p>
@@ -252,25 +284,61 @@
         <w:pStyle w:val="FirstParagraph"/>
       </w:pPr>
       <w:r>
-        <w:t xml:space="preserve">Sicherung: Daten + Kontext → Information.</w:t>
+        <w:t xml:space="preserve">Eingabe → automatische Verarbeitung → Ergebnis: Rechtschreibprüfung, Summenbildung, Layoutvorlage, Untertitelvorschlag.</w:t>
       </w:r>
     </w:p>
     <w:bookmarkEnd w:id="30"/>
-    <w:bookmarkStart w:id="31" w:name="folie-12"/>
+    <w:bookmarkStart w:id="31" w:name="X1a73f82742f877fa6740ee219fdddbf083a499a"/>
     <w:p>
       <w:pPr>
         <w:pStyle w:val="Heading2"/>
       </w:pPr>
       <w:r>
-        <w:t xml:space="preserve">Folie 12</w:t>
+        <w:t xml:space="preserve">Folie 12 – Was bleibt menschliche Verantwortung?</w:t>
       </w:r>
     </w:p>
     <w:p>
       <w:pPr>
+        <w:pStyle w:val="FirstParagraph"/>
+      </w:pPr>
+      <w:r>
+        <w:t xml:space="preserve">Ziel setzen, Daten prüfen, Kontext bewerten, Ergebnis auswählen und überarbeiten.</w:t>
+      </w:r>
+    </w:p>
+    <w:bookmarkEnd w:id="31"/>
+    <w:bookmarkStart w:id="32" w:name="folie-13-sicherung"/>
+    <w:p>
+      <w:pPr>
+        <w:pStyle w:val="Heading2"/>
+      </w:pPr>
+      <w:r>
+        <w:t xml:space="preserve">Folie 13 – Sicherung</w:t>
+      </w:r>
+    </w:p>
+    <w:p>
+      <w:pPr>
         <w:pStyle w:val="BlockText"/>
       </w:pPr>
       <w:r>
-        <w:t xml:space="preserve">Wenn Programme mit Dokumenten arbeiten: Welche Dinge darin kann man als Objekte mit Eigenschaften beschreiben?</w:t>
+        <w:t xml:space="preserve">Gute digitale Medien verbinden passende Daten, verständlichen Kontext, geeignetes Werkzeug und verantwortliche Gestaltung.</w:t>
+      </w:r>
+    </w:p>
+    <w:bookmarkEnd w:id="32"/>
+    <w:bookmarkStart w:id="33" w:name="folie-14-ausblick"/>
+    <w:p>
+      <w:pPr>
+        <w:pStyle w:val="Heading2"/>
+      </w:pPr>
+      <w:r>
+        <w:t xml:space="preserve">Folie 14 – Ausblick</w:t>
+      </w:r>
+    </w:p>
+    <w:p>
+      <w:pPr>
+        <w:pStyle w:val="BlockText"/>
+      </w:pPr>
+      <w:r>
+        <w:t xml:space="preserve">Wenn ein Dokument aus Bildern, Tabellen und Textfeldern besteht: Welche Dinge darin kann man als Objekte mit Eigenschaften beschreiben?</w:t>
       </w:r>
     </w:p>
     <w:p>
@@ -278,24 +346,24 @@
         <w:br w:type="page"/>
       </w:r>
     </w:p>
-    <w:bookmarkEnd w:id="31"/>
-    <w:bookmarkEnd w:id="32"/>
-    <w:bookmarkStart w:id="46" w:name="X544bb3c6beadbbb53139fc5a645f7d1b5042e0b"/>
+    <w:bookmarkEnd w:id="33"/>
+    <w:bookmarkEnd w:id="34"/>
+    <w:bookmarkStart w:id="50" w:name="X61083bd9bfc3285e51f70563df4b0cee0ef3e8f"/>
     <w:p>
       <w:pPr>
         <w:pStyle w:val="Heading1"/>
       </w:pPr>
       <w:r>
-        <w:t xml:space="preserve">Präsentation – 04 bis 06 Objekte, Klassen und Datenrechte</w:t>
+        <w:t xml:space="preserve">Präsentation – 04 bis 06 Objekte, Klassen und verantwortliche Datennutzung</w:t>
       </w:r>
     </w:p>
-    <w:bookmarkStart w:id="33" w:name="folie-1-1"/>
+    <w:bookmarkStart w:id="35" w:name="folie-1-leitfrage-1"/>
     <w:p>
       <w:pPr>
         <w:pStyle w:val="Heading2"/>
       </w:pPr>
       <w:r>
-        <w:t xml:space="preserve">Folie 1</w:t>
+        <w:t xml:space="preserve">Folie 1 – Leitfrage</w:t>
       </w:r>
     </w:p>
     <w:p>
@@ -303,17 +371,17 @@
         <w:pStyle w:val="BlockText"/>
       </w:pPr>
       <w:r>
-        <w:t xml:space="preserve">Welche Dinge in einem Dokument kann ein Computer als Objekte behandeln?</w:t>
+        <w:t xml:space="preserve">Wie beschreibt ein Computer Dinge in Dokumenten und Anwendungen?</w:t>
       </w:r>
     </w:p>
-    <w:bookmarkEnd w:id="33"/>
-    <w:bookmarkStart w:id="34" w:name="folie-2-1"/>
+    <w:bookmarkEnd w:id="35"/>
+    <w:bookmarkStart w:id="36" w:name="folie-2-objekte-in-anwendersoftware"/>
     <w:p>
       <w:pPr>
         <w:pStyle w:val="Heading2"/>
       </w:pPr>
       <w:r>
-        <w:t xml:space="preserve">Folie 2</w:t>
+        <w:t xml:space="preserve">Folie 2 – Objekte in Anwendersoftware</w:t>
       </w:r>
     </w:p>
     <w:p>
@@ -321,17 +389,17 @@
         <w:pStyle w:val="FirstParagraph"/>
       </w:pPr>
       <w:r>
-        <w:t xml:space="preserve">Objekt und Beispiele.</w:t>
+        <w:t xml:space="preserve">Bild, Textfeld, Tabellenzelle, Folie, Audioausschnitt oder Videoelement als konkrete Objekte.</w:t>
       </w:r>
     </w:p>
-    <w:bookmarkEnd w:id="34"/>
-    <w:bookmarkStart w:id="35" w:name="folie-3-1"/>
+    <w:bookmarkEnd w:id="36"/>
+    <w:bookmarkStart w:id="37" w:name="folie-3-attribute-und-attributwerte"/>
     <w:p>
       <w:pPr>
         <w:pStyle w:val="Heading2"/>
       </w:pPr>
       <w:r>
-        <w:t xml:space="preserve">Folie 3</w:t>
+        <w:t xml:space="preserve">Folie 3 – Attribute und Attributwerte</w:t>
       </w:r>
     </w:p>
     <w:p>
@@ -339,17 +407,17 @@
         <w:pStyle w:val="FirstParagraph"/>
       </w:pPr>
       <w:r>
-        <w:t xml:space="preserve">Attribut und Attributwert.</w:t>
+        <w:t xml:space="preserve">Attribut = Eigenschaft, Attributwert = konkreter Wert. Beispiel: Breite = 10 cm, Farbe = blau.</w:t>
       </w:r>
     </w:p>
-    <w:bookmarkEnd w:id="35"/>
-    <w:bookmarkStart w:id="36" w:name="folie-4-1"/>
+    <w:bookmarkEnd w:id="37"/>
+    <w:bookmarkStart w:id="38" w:name="folie-4-objektzustand-ändern"/>
     <w:p>
       <w:pPr>
         <w:pStyle w:val="Heading2"/>
       </w:pPr>
       <w:r>
-        <w:t xml:space="preserve">Folie 4</w:t>
+        <w:t xml:space="preserve">Folie 4 – Objektzustand ändern</w:t>
       </w:r>
     </w:p>
     <w:p>
@@ -357,17 +425,17 @@
         <w:pStyle w:val="FirstParagraph"/>
       </w:pPr>
       <w:r>
-        <w:t xml:space="preserve">Live-Beispiel: Bildbreite, Höhe, Position verändern.</w:t>
+        <w:t xml:space="preserve">Attributwerte verändern den Zustand eines konkreten Objekts. Die Klasse selbst ändert sich dadurch nicht.</w:t>
       </w:r>
     </w:p>
-    <w:bookmarkEnd w:id="36"/>
-    <w:bookmarkStart w:id="37" w:name="folie-5-1"/>
+    <w:bookmarkEnd w:id="38"/>
+    <w:bookmarkStart w:id="39" w:name="folie-5-klasse-als-bauplan"/>
     <w:p>
       <w:pPr>
         <w:pStyle w:val="Heading2"/>
       </w:pPr>
       <w:r>
-        <w:t xml:space="preserve">Folie 5</w:t>
+        <w:t xml:space="preserve">Folie 5 – Klasse als Bauplan</w:t>
       </w:r>
     </w:p>
     <w:p>
@@ -375,17 +443,53 @@
         <w:pStyle w:val="FirstParagraph"/>
       </w:pPr>
       <w:r>
-        <w:t xml:space="preserve">Klasse als gemeinsame Beschreibung.</w:t>
+        <w:t xml:space="preserve">Klasse beschreibt gemeinsame Attribute und Methoden ähnlicher Objekte, z. B.</w:t>
+      </w:r>
+      <w:r>
+        <w:t xml:space="preserve"> </w:t>
+      </w:r>
+      <w:r>
+        <w:rPr>
+          <w:rStyle w:val="VerbatimChar"/>
+        </w:rPr>
+        <w:t xml:space="preserve">Bild</w:t>
+      </w:r>
+      <w:r>
+        <w:t xml:space="preserve">,</w:t>
+      </w:r>
+      <w:r>
+        <w:t xml:space="preserve"> </w:t>
+      </w:r>
+      <w:r>
+        <w:rPr>
+          <w:rStyle w:val="VerbatimChar"/>
+        </w:rPr>
+        <w:t xml:space="preserve">Textfeld</w:t>
+      </w:r>
+      <w:r>
+        <w:t xml:space="preserve">,</w:t>
+      </w:r>
+      <w:r>
+        <w:t xml:space="preserve"> </w:t>
+      </w:r>
+      <w:r>
+        <w:rPr>
+          <w:rStyle w:val="VerbatimChar"/>
+        </w:rPr>
+        <w:t xml:space="preserve">Fahrrad</w:t>
+      </w:r>
+      <w:r>
+        <w:t xml:space="preserve">.</w:t>
       </w:r>
     </w:p>
-    <w:bookmarkEnd w:id="37"/>
-    <w:bookmarkStart w:id="38" w:name="folie-6-1"/>
+    <w:bookmarkEnd w:id="39"/>
+    <w:bookmarkStart w:id="40" w:name="folie-6-klasse-und-objekt-unterscheiden"/>
     <w:p>
       <w:pPr>
         <w:pStyle w:val="Heading2"/>
       </w:pPr>
       <w:r>
-        <w:t xml:space="preserve">Folie 6</w:t>
+        <w:t xml:space="preserve">Folie 6 – Klasse und Objekt unterscheiden</w:t>
       </w:r>
     </w:p>
     <w:p>
@@ -393,17 +497,17 @@
         <w:pStyle w:val="FirstParagraph"/>
       </w:pPr>
       <w:r>
-        <w:t xml:space="preserve">Klasse Fahrrad – konkrete Objekte vergleichen.</w:t>
+        <w:t xml:space="preserve">Die Klasse besitzt keine konkreten Werte wie „rot“ oder „10 cm“. Werte gehören zu konkreten Objekten.</w:t>
       </w:r>
     </w:p>
-    <w:bookmarkEnd w:id="38"/>
-    <w:bookmarkStart w:id="39" w:name="folie-7-1"/>
+    <w:bookmarkEnd w:id="40"/>
+    <w:bookmarkStart w:id="41" w:name="folie-7-methoden-und-verwaltung"/>
     <w:p>
       <w:pPr>
         <w:pStyle w:val="Heading2"/>
       </w:pPr>
       <w:r>
-        <w:t xml:space="preserve">Folie 7</w:t>
+        <w:t xml:space="preserve">Folie 7 – Methoden und Verwaltung</w:t>
       </w:r>
     </w:p>
     <w:p>
@@ -411,17 +515,17 @@
         <w:pStyle w:val="FirstParagraph"/>
       </w:pPr>
       <w:r>
-        <w:t xml:space="preserve">Methoden versus Erstellen/Kopieren/Löschen.</w:t>
+        <w:t xml:space="preserve">Methode ändert bzw. nutzt ein Objekt. Erstellen, Kopieren und Löschen verwalten Objekte.</w:t>
       </w:r>
     </w:p>
-    <w:bookmarkEnd w:id="39"/>
-    <w:bookmarkStart w:id="40" w:name="folie-8-1"/>
+    <w:bookmarkEnd w:id="41"/>
+    <w:bookmarkStart w:id="42" w:name="folie-8-vereinfachte-darstellung"/>
     <w:p>
       <w:pPr>
         <w:pStyle w:val="Heading2"/>
       </w:pPr>
       <w:r>
-        <w:t xml:space="preserve">Folie 8</w:t>
+        <w:t xml:space="preserve">Folie 8 – Vereinfachte Darstellung</w:t>
       </w:r>
     </w:p>
     <w:p>
@@ -429,35 +533,35 @@
         <w:pStyle w:val="FirstParagraph"/>
       </w:pPr>
       <w:r>
-        <w:t xml:space="preserve">Transfer zu Scratch-Figuren.</w:t>
+        <w:t xml:space="preserve">Klasse-Objekt-Karte: Klassenname, Attribute, Beispielobjekt mit Attributwerten, mögliche Methoden.</w:t>
       </w:r>
     </w:p>
-    <w:bookmarkEnd w:id="40"/>
-    <w:bookmarkStart w:id="41" w:name="folie-9-1"/>
+    <w:bookmarkEnd w:id="42"/>
+    <w:bookmarkStart w:id="43" w:name="X85316b9ceebf1a738ae893a1087feb4f7a5d37a"/>
     <w:p>
       <w:pPr>
         <w:pStyle w:val="Heading2"/>
       </w:pPr>
       <w:r>
-        <w:t xml:space="preserve">Folie 9</w:t>
+        <w:t xml:space="preserve">Folie 9 – Was technisch möglich ist, ist nicht automatisch erlaubt</w:t>
       </w:r>
     </w:p>
     <w:p>
       <w:pPr>
-        <w:pStyle w:val="BlockText"/>
+        <w:pStyle w:val="FirstParagraph"/>
       </w:pPr>
       <w:r>
-        <w:t xml:space="preserve">Was technisch möglich ist, ist nicht automatisch erlaubt.</w:t>
+        <w:t xml:space="preserve">Fallbeispiele: Klassenfoto, fremde Musik, Standortdaten, KI-generiertes Bild.</w:t>
       </w:r>
     </w:p>
-    <w:bookmarkEnd w:id="41"/>
-    <w:bookmarkStart w:id="42" w:name="folie-10-1"/>
+    <w:bookmarkEnd w:id="43"/>
+    <w:bookmarkStart w:id="44" w:name="Xdf963685f397c5a4c7c6526a27655784a327b7c"/>
     <w:p>
       <w:pPr>
         <w:pStyle w:val="Heading2"/>
       </w:pPr>
       <w:r>
-        <w:t xml:space="preserve">Folie 10</w:t>
+        <w:t xml:space="preserve">Folie 10 – Persönliche Daten und Persönlichkeitsrechte</w:t>
       </w:r>
     </w:p>
     <w:p>
@@ -465,17 +569,17 @@
         <w:pStyle w:val="FirstParagraph"/>
       </w:pPr>
       <w:r>
-        <w:t xml:space="preserve">Persönliche Daten und Persönlichkeitsrechte.</w:t>
+        <w:t xml:space="preserve">Name, Foto, Stimme, Standort, Kontaktdaten. Veröffentlichung und Weitergabe bewusst prüfen.</w:t>
       </w:r>
     </w:p>
-    <w:bookmarkEnd w:id="42"/>
-    <w:bookmarkStart w:id="43" w:name="folie-11-1"/>
+    <w:bookmarkEnd w:id="44"/>
+    <w:bookmarkStart w:id="45" w:name="Xe2e1a53870b436da7870ca4a98924e2f1175fa2"/>
     <w:p>
       <w:pPr>
         <w:pStyle w:val="Heading2"/>
       </w:pPr>
       <w:r>
-        <w:t xml:space="preserve">Folie 11</w:t>
+        <w:t xml:space="preserve">Folie 11 – Urheberrecht, Quelle, Zitat, Plagiat</w:t>
       </w:r>
     </w:p>
     <w:p>
@@ -483,17 +587,17 @@
         <w:pStyle w:val="FirstParagraph"/>
       </w:pPr>
       <w:r>
-        <w:t xml:space="preserve">Urheberrecht und Quellen.</w:t>
+        <w:t xml:space="preserve">Fundstelle ist keine Nutzungserlaubnis. Quellen angeben, Lizenz beachten, fremde Leistung nicht als eigene ausgeben.</w:t>
       </w:r>
     </w:p>
-    <w:bookmarkEnd w:id="43"/>
-    <w:bookmarkStart w:id="44" w:name="folie-12-1"/>
+    <w:bookmarkEnd w:id="45"/>
+    <w:bookmarkStart w:id="46" w:name="folie-12-inhaltsdaten-und-metadaten"/>
     <w:p>
       <w:pPr>
         <w:pStyle w:val="Heading2"/>
       </w:pPr>
       <w:r>
-        <w:t xml:space="preserve">Folie 12</w:t>
+        <w:t xml:space="preserve">Folie 12 – Inhaltsdaten und Metadaten</w:t>
       </w:r>
     </w:p>
     <w:p>
@@ -501,17 +605,17 @@
         <w:pStyle w:val="FirstParagraph"/>
       </w:pPr>
       <w:r>
-        <w:t xml:space="preserve">Vier Fragen vor dem Teilen von Daten.</w:t>
+        <w:t xml:space="preserve">Was steht im Dokument? Welche Zusatzinformationen hängen daran? Beispiel Foto: Bildinhalt, Datum, Ort, Gerät.</w:t>
       </w:r>
     </w:p>
-    <w:bookmarkEnd w:id="44"/>
-    <w:bookmarkStart w:id="45" w:name="folie-13"/>
+    <w:bookmarkEnd w:id="46"/>
+    <w:bookmarkStart w:id="47" w:name="folie-13-dokumentenschutz"/>
     <w:p>
       <w:pPr>
         <w:pStyle w:val="Heading2"/>
       </w:pPr>
       <w:r>
-        <w:t xml:space="preserve">Folie 13</w:t>
+        <w:t xml:space="preserve">Folie 13 – Dokumentenschutz</w:t>
       </w:r>
     </w:p>
     <w:p>
@@ -519,11 +623,47 @@
         <w:pStyle w:val="FirstParagraph"/>
       </w:pPr>
       <w:r>
-        <w:t xml:space="preserve">Ausblick auf Klasse 8: Klassen, Objekte und Attribute werden systematisch vertieft.</w:t>
+        <w:t xml:space="preserve">Zugriffsrechte, Freigaben, Passwörter, Backup und Versionen als einfache Schutzstrategien.</w:t>
       </w:r>
     </w:p>
-    <w:bookmarkEnd w:id="45"/>
-    <w:bookmarkEnd w:id="46"/>
+    <w:bookmarkEnd w:id="47"/>
+    <w:bookmarkStart w:id="48" w:name="Xa22cae78513d6cac980212d4556efb0e9d3b818"/>
+    <w:p>
+      <w:pPr>
+        <w:pStyle w:val="Heading2"/>
+      </w:pPr>
+      <w:r>
+        <w:t xml:space="preserve">Folie 14 – Manipulation und automatische Erzeugung</w:t>
+      </w:r>
+    </w:p>
+    <w:p>
+      <w:pPr>
+        <w:pStyle w:val="FirstParagraph"/>
+      </w:pPr>
+      <w:r>
+        <w:t xml:space="preserve">Medien können von Menschen oder Automaten verändert bzw. erzeugt werden. Quellen und Kontext prüfen.</w:t>
+      </w:r>
+    </w:p>
+    <w:bookmarkEnd w:id="48"/>
+    <w:bookmarkStart w:id="49" w:name="folie-15-sicherung"/>
+    <w:p>
+      <w:pPr>
+        <w:pStyle w:val="Heading2"/>
+      </w:pPr>
+      <w:r>
+        <w:t xml:space="preserve">Folie 15 – Sicherung</w:t>
+      </w:r>
+    </w:p>
+    <w:p>
+      <w:pPr>
+        <w:pStyle w:val="BlockText"/>
+      </w:pPr>
+      <w:r>
+        <w:t xml:space="preserve">Datenmodelle helfen beim Beschreiben digitaler Objekte. Rechte, Quellen und Schutz entscheiden, ob Nutzung verantwortungsvoll ist.</w:t>
+      </w:r>
+    </w:p>
+    <w:bookmarkEnd w:id="49"/>
+    <w:bookmarkEnd w:id="50"/>
     <w:sectPr>
       <w:headerReference r:id="rId9" w:type="default"/>
       <w:footerReference r:id="rId11" w:type="default"/>
@@ -554,7 +694,7 @@
       <w:rPr>
         <w:sz w:val="16"/>
       </w:rPr>
-      <w:t>Unterrichtsmaterial Oberschule Sachsen · Version v0.4.0-356-g3db0967-dirty · Build 17.08.2026</w:t>
+      <w:t>Unterrichtsmaterial Oberschule Sachsen · Version v0.4.0-376-gf442749-dirty · Build 17.08.2026</w:t>
     </w:r>
   </w:p>
 </w:ftr>

--- a/Ausgabe/Klasse_7/02_Repraesentation_von_Daten/05_Praesentationen/md.docx
+++ b/Ausgabe/Klasse_7/02_Repraesentation_von_Daten/05_Praesentationen/md.docx
@@ -49,7 +49,7 @@
         <w:br w:type="page"/>
       </w:r>
     </w:p>
-    <w:bookmarkStart w:id="32" w:name="X83f92f0dd864afc1c32bcc3fe13538d8bf42ca3"/>
+    <w:bookmarkStart w:id="34" w:name="X83f92f0dd864afc1c32bcc3fe13538d8bf42ca3"/>
     <w:p>
       <w:pPr>
         <w:pStyle w:val="Heading1"/>
@@ -58,13 +58,13 @@
         <w:t xml:space="preserve">Präsentation – 01 bis 03 Daten und Darstellungen</w:t>
       </w:r>
     </w:p>
-    <w:bookmarkStart w:id="20" w:name="folie-1"/>
+    <w:bookmarkStart w:id="20" w:name="folie-1-leitfrage"/>
     <w:p>
       <w:pPr>
         <w:pStyle w:val="Heading2"/>
       </w:pPr>
       <w:r>
-        <w:t xml:space="preserve">Folie 1</w:t>
+        <w:t xml:space="preserve">Folie 1 – Leitfrage</w:t>
       </w:r>
     </w:p>
     <w:p>
@@ -72,17 +72,17 @@
         <w:pStyle w:val="BlockText"/>
       </w:pPr>
       <w:r>
-        <w:t xml:space="preserve">Was bedeutet die Zahl 18?</w:t>
+        <w:t xml:space="preserve">Wann werden aus Daten Informationen?</w:t>
       </w:r>
     </w:p>
     <w:bookmarkEnd w:id="20"/>
-    <w:bookmarkStart w:id="21" w:name="folie-2"/>
+    <w:bookmarkStart w:id="21" w:name="folie-2-beispiel-18"/>
     <w:p>
       <w:pPr>
         <w:pStyle w:val="Heading2"/>
       </w:pPr>
       <w:r>
-        <w:t xml:space="preserve">Folie 2</w:t>
+        <w:t xml:space="preserve">Folie 2 – Beispiel 18</w:t>
       </w:r>
     </w:p>
     <w:p>
@@ -90,17 +90,44 @@
         <w:pStyle w:val="FirstParagraph"/>
       </w:pPr>
       <w:r>
-        <w:t xml:space="preserve">Daten versus Information.</w:t>
+        <w:rPr>
+          <w:rStyle w:val="VerbatimChar"/>
+        </w:rPr>
+        <w:t xml:space="preserve">18</w:t>
+      </w:r>
+      <w:r>
+        <w:t xml:space="preserve"> </w:t>
+      </w:r>
+      <w:r>
+        <w:t xml:space="preserve">kann Alter, Temperatur, Hausnummer, Uhrzeit oder Punktzahl bedeuten.</w:t>
+      </w:r>
+    </w:p>
+    <w:p>
+      <w:pPr>
+        <w:pStyle w:val="BodyText"/>
+      </w:pPr>
+      <w:r>
+        <w:rPr>
+          <w:bCs/>
+          <w:b/>
+        </w:rPr>
+        <w:t xml:space="preserve">Kommentarbereich:</w:t>
+      </w:r>
+      <w:r>
+        <w:t xml:space="preserve"> </w:t>
+      </w:r>
+      <w:r>
+        <w:t xml:space="preserve">Erst die Zahl isoliert zeigen, dann Kontexte ergänzen lassen.</w:t>
       </w:r>
     </w:p>
     <w:bookmarkEnd w:id="21"/>
-    <w:bookmarkStart w:id="22" w:name="folie-3"/>
+    <w:bookmarkStart w:id="22" w:name="folie-3-daten-und-information"/>
     <w:p>
       <w:pPr>
         <w:pStyle w:val="Heading2"/>
       </w:pPr>
       <w:r>
-        <w:t xml:space="preserve">Folie 3</w:t>
+        <w:t xml:space="preserve">Folie 3 – Daten und Information</w:t>
       </w:r>
     </w:p>
     <w:p>
@@ -108,17 +135,17 @@
         <w:pStyle w:val="FirstParagraph"/>
       </w:pPr>
       <w:r>
-        <w:t xml:space="preserve">Kontext verändert Bedeutung.</w:t>
+        <w:t xml:space="preserve">Daten sind Darstellungen. Information entsteht durch Bedeutung im Kontext.</w:t>
       </w:r>
     </w:p>
     <w:bookmarkEnd w:id="22"/>
-    <w:bookmarkStart w:id="23" w:name="folie-4"/>
+    <w:bookmarkStart w:id="23" w:name="folie-4-darstellungsformen"/>
     <w:p>
       <w:pPr>
         <w:pStyle w:val="Heading2"/>
       </w:pPr>
       <w:r>
-        <w:t xml:space="preserve">Folie 4</w:t>
+        <w:t xml:space="preserve">Folie 4 – Darstellungsformen</w:t>
       </w:r>
     </w:p>
     <w:p>
@@ -126,35 +153,35 @@
         <w:pStyle w:val="FirstParagraph"/>
       </w:pPr>
       <w:r>
-        <w:t xml:space="preserve">Darstellungsformen: Text, Tabelle, Diagramm, Bild, Audio, Video.</w:t>
+        <w:t xml:space="preserve">Text, Tabelle, Diagramm, Grafik, Audio, Video, Animation, Multimedia.</w:t>
       </w:r>
     </w:p>
     <w:bookmarkEnd w:id="23"/>
-    <w:bookmarkStart w:id="24" w:name="folie-5"/>
+    <w:bookmarkStart w:id="24" w:name="folie-5-welche-darstellung-passt"/>
     <w:p>
       <w:pPr>
         <w:pStyle w:val="Heading2"/>
       </w:pPr>
       <w:r>
-        <w:t xml:space="preserve">Folie 5</w:t>
+        <w:t xml:space="preserve">Folie 5 – Welche Darstellung passt?</w:t>
       </w:r>
     </w:p>
     <w:p>
       <w:pPr>
-        <w:pStyle w:val="BlockText"/>
+        <w:pStyle w:val="FirstParagraph"/>
       </w:pPr>
       <w:r>
-        <w:t xml:space="preserve">Welche Darstellung passt zur Aufgabe?</w:t>
+        <w:t xml:space="preserve">Zweck, Zielgruppe, Genauigkeit, Übersichtlichkeit und Bearbeitbarkeit entscheiden.</w:t>
       </w:r>
     </w:p>
     <w:bookmarkEnd w:id="24"/>
-    <w:bookmarkStart w:id="25" w:name="folie-6"/>
+    <w:bookmarkStart w:id="25" w:name="folie-6-tabelle-oder-diagramm"/>
     <w:p>
       <w:pPr>
         <w:pStyle w:val="Heading2"/>
       </w:pPr>
       <w:r>
-        <w:t xml:space="preserve">Folie 6</w:t>
+        <w:t xml:space="preserve">Folie 6 – Tabelle oder Diagramm?</w:t>
       </w:r>
     </w:p>
     <w:p>
@@ -162,17 +189,17 @@
         <w:pStyle w:val="FirstParagraph"/>
       </w:pPr>
       <w:r>
-        <w:t xml:space="preserve">Beispiel Wetterdaten: Tabelle versus Diagramm.</w:t>
+        <w:t xml:space="preserve">Tabelle: genaue Einzelwerte. Diagramm: Muster und Vergleiche schneller erkennen.</w:t>
       </w:r>
     </w:p>
     <w:bookmarkEnd w:id="25"/>
-    <w:bookmarkStart w:id="26" w:name="folie-7"/>
+    <w:bookmarkStart w:id="26" w:name="folie-7-digitale-medien-planen"/>
     <w:p>
       <w:pPr>
         <w:pStyle w:val="Heading2"/>
       </w:pPr>
       <w:r>
-        <w:t xml:space="preserve">Folie 7</w:t>
+        <w:t xml:space="preserve">Folie 7 – Digitale Medien planen</w:t>
       </w:r>
     </w:p>
     <w:p>
@@ -180,17 +207,17 @@
         <w:pStyle w:val="FirstParagraph"/>
       </w:pPr>
       <w:r>
-        <w:t xml:space="preserve">Ziel und Zielgruppe.</w:t>
+        <w:t xml:space="preserve">Ziel, Zielgruppe, Inhalt, Medium und Werkzeug klären.</w:t>
       </w:r>
     </w:p>
     <w:bookmarkEnd w:id="26"/>
-    <w:bookmarkStart w:id="27" w:name="folie-8"/>
+    <w:bookmarkStart w:id="27" w:name="folie-8-inhalt-versus-design"/>
     <w:p>
       <w:pPr>
         <w:pStyle w:val="Heading2"/>
       </w:pPr>
       <w:r>
-        <w:t xml:space="preserve">Folie 8</w:t>
+        <w:t xml:space="preserve">Folie 8 – Inhalt versus Design</w:t>
       </w:r>
     </w:p>
     <w:p>
@@ -198,17 +225,17 @@
         <w:pStyle w:val="FirstParagraph"/>
       </w:pPr>
       <w:r>
-        <w:t xml:space="preserve">Inhalt versus Gestaltung.</w:t>
+        <w:t xml:space="preserve">Inhalt beantwortet „Was wird gesagt?“. Design beantwortet „Wie wird es verständlich dargestellt?“.</w:t>
       </w:r>
     </w:p>
     <w:bookmarkEnd w:id="27"/>
-    <w:bookmarkStart w:id="28" w:name="folie-9"/>
+    <w:bookmarkStart w:id="28" w:name="folie-9-geeignete-anwendungssoftware"/>
     <w:p>
       <w:pPr>
         <w:pStyle w:val="Heading2"/>
       </w:pPr>
       <w:r>
-        <w:t xml:space="preserve">Folie 9</w:t>
+        <w:t xml:space="preserve">Folie 9 – Geeignete Anwendungssoftware</w:t>
       </w:r>
     </w:p>
     <w:p>
@@ -216,17 +243,35 @@
         <w:pStyle w:val="FirstParagraph"/>
       </w:pPr>
       <w:r>
-        <w:t xml:space="preserve">Welche Software passt zu welcher Aufgabe?</w:t>
+        <w:t xml:space="preserve">Textverarbeitung, Präsentation, Tabellenkalkulation, Grafikprogramm, Audio-/Videowerkzeug, browserbasierte Anwendung.</w:t>
+      </w:r>
+    </w:p>
+    <w:p>
+      <w:pPr>
+        <w:pStyle w:val="BodyText"/>
+      </w:pPr>
+      <w:r>
+        <w:rPr>
+          <w:bCs/>
+          <w:b/>
+        </w:rPr>
+        <w:t xml:space="preserve">Kommentarbereich:</w:t>
+      </w:r>
+      <w:r>
+        <w:t xml:space="preserve"> </w:t>
+      </w:r>
+      <w:r>
+        <w:t xml:space="preserve">Problembezogene Auswahl begründen lassen. Eine weitere Anwendung bewusst neu erkunden, nicht nur bekannte Programme verwenden.</w:t>
       </w:r>
     </w:p>
     <w:bookmarkEnd w:id="28"/>
-    <w:bookmarkStart w:id="29" w:name="folie-10"/>
+    <w:bookmarkStart w:id="29" w:name="Xec94a8493343c1cafe3d4e457cd8a5b138ad4d5"/>
     <w:p>
       <w:pPr>
         <w:pStyle w:val="Heading2"/>
       </w:pPr>
       <w:r>
-        <w:t xml:space="preserve">Folie 10</w:t>
+        <w:t xml:space="preserve">Folie 10 – Automatisierung in Anwendersoftware</w:t>
       </w:r>
     </w:p>
     <w:p>
@@ -234,17 +279,17 @@
         <w:pStyle w:val="FirstParagraph"/>
       </w:pPr>
       <w:r>
-        <w:t xml:space="preserve">Automatisierung in Anwendersoftware.</w:t>
+        <w:t xml:space="preserve">Rechtschreibprüfung, Layoutvorlagen, automatische Summen, Diagramme, Bildkorrekturen, Vorschläge.</w:t>
       </w:r>
     </w:p>
     <w:bookmarkEnd w:id="29"/>
-    <w:bookmarkStart w:id="30" w:name="folie-11"/>
+    <w:bookmarkStart w:id="30" w:name="Xf3b6566e282124e06837dfa124f9b54d00dfe1b"/>
     <w:p>
       <w:pPr>
         <w:pStyle w:val="Heading2"/>
       </w:pPr>
       <w:r>
-        <w:t xml:space="preserve">Folie 11</w:t>
+        <w:t xml:space="preserve">Folie 11 – Automatisch heißt nicht automatisch richtig</w:t>
       </w:r>
     </w:p>
     <w:p>
@@ -252,17 +297,53 @@
         <w:pStyle w:val="FirstParagraph"/>
       </w:pPr>
       <w:r>
-        <w:t xml:space="preserve">Sicherung: Daten + Kontext → Information.</w:t>
+        <w:t xml:space="preserve">Software kann helfen, aber Ergebnisse müssen geprüft werden.</w:t>
       </w:r>
     </w:p>
     <w:bookmarkEnd w:id="30"/>
-    <w:bookmarkStart w:id="31" w:name="folie-12"/>
+    <w:bookmarkStart w:id="31" w:name="folie-12-quellen-und-kontext-prüfen"/>
     <w:p>
       <w:pPr>
         <w:pStyle w:val="Heading2"/>
       </w:pPr>
       <w:r>
-        <w:t xml:space="preserve">Folie 12</w:t>
+        <w:t xml:space="preserve">Folie 12 – Quellen und Kontext prüfen</w:t>
+      </w:r>
+    </w:p>
+    <w:p>
+      <w:pPr>
+        <w:pStyle w:val="FirstParagraph"/>
+      </w:pPr>
+      <w:r>
+        <w:t xml:space="preserve">Wer hat die Information erstellt? Wofür? Wann? Ist die Darstellung vollständig oder manipulativ?</w:t>
+      </w:r>
+    </w:p>
+    <w:bookmarkEnd w:id="31"/>
+    <w:bookmarkStart w:id="32" w:name="folie-13-sicherung"/>
+    <w:p>
+      <w:pPr>
+        <w:pStyle w:val="Heading2"/>
+      </w:pPr>
+      <w:r>
+        <w:t xml:space="preserve">Folie 13 – Sicherung</w:t>
+      </w:r>
+    </w:p>
+    <w:p>
+      <w:pPr>
+        <w:pStyle w:val="BlockText"/>
+      </w:pPr>
+      <w:r>
+        <w:t xml:space="preserve">Daten + Kontext + passende Darstellung → nutzbare Information.</w:t>
+      </w:r>
+    </w:p>
+    <w:bookmarkEnd w:id="32"/>
+    <w:bookmarkStart w:id="33" w:name="folie-14-übergang"/>
+    <w:p>
+      <w:pPr>
+        <w:pStyle w:val="Heading2"/>
+      </w:pPr>
+      <w:r>
+        <w:t xml:space="preserve">Folie 14 – Übergang</w:t>
       </w:r>
     </w:p>
     <w:p>
@@ -278,9 +359,9 @@
         <w:br w:type="page"/>
       </w:r>
     </w:p>
-    <w:bookmarkEnd w:id="31"/>
-    <w:bookmarkEnd w:id="32"/>
-    <w:bookmarkStart w:id="46" w:name="X544bb3c6beadbbb53139fc5a645f7d1b5042e0b"/>
+    <w:bookmarkEnd w:id="33"/>
+    <w:bookmarkEnd w:id="34"/>
+    <w:bookmarkStart w:id="51" w:name="X544bb3c6beadbbb53139fc5a645f7d1b5042e0b"/>
     <w:p>
       <w:pPr>
         <w:pStyle w:val="Heading1"/>
@@ -289,13 +370,13 @@
         <w:t xml:space="preserve">Präsentation – 04 bis 06 Objekte, Klassen und Datenrechte</w:t>
       </w:r>
     </w:p>
-    <w:bookmarkStart w:id="33" w:name="folie-1-1"/>
+    <w:bookmarkStart w:id="35" w:name="folie-1-leitfrage-1"/>
     <w:p>
       <w:pPr>
         <w:pStyle w:val="Heading2"/>
       </w:pPr>
       <w:r>
-        <w:t xml:space="preserve">Folie 1</w:t>
+        <w:t xml:space="preserve">Folie 1 – Leitfrage</w:t>
       </w:r>
     </w:p>
     <w:p>
@@ -303,17 +384,17 @@
         <w:pStyle w:val="BlockText"/>
       </w:pPr>
       <w:r>
-        <w:t xml:space="preserve">Welche Dinge in einem Dokument kann ein Computer als Objekte behandeln?</w:t>
+        <w:t xml:space="preserve">Wie beschreibt ein Computer Dinge mit Eigenschaften?</w:t>
       </w:r>
     </w:p>
-    <w:bookmarkEnd w:id="33"/>
-    <w:bookmarkStart w:id="34" w:name="folie-2-1"/>
+    <w:bookmarkEnd w:id="35"/>
+    <w:bookmarkStart w:id="36" w:name="folie-2-objekte-in-anwendungen"/>
     <w:p>
       <w:pPr>
         <w:pStyle w:val="Heading2"/>
       </w:pPr>
       <w:r>
-        <w:t xml:space="preserve">Folie 2</w:t>
+        <w:t xml:space="preserve">Folie 2 – Objekte in Anwendungen</w:t>
       </w:r>
     </w:p>
     <w:p>
@@ -321,17 +402,17 @@
         <w:pStyle w:val="FirstParagraph"/>
       </w:pPr>
       <w:r>
-        <w:t xml:space="preserve">Objekt und Beispiele.</w:t>
+        <w:t xml:space="preserve">Bild, Textfeld, Tabellenzelle, Folie, Datei, Figur.</w:t>
       </w:r>
     </w:p>
-    <w:bookmarkEnd w:id="34"/>
-    <w:bookmarkStart w:id="35" w:name="folie-3-1"/>
+    <w:bookmarkEnd w:id="36"/>
+    <w:bookmarkStart w:id="37" w:name="folie-3-attribut-und-attributwert"/>
     <w:p>
       <w:pPr>
         <w:pStyle w:val="Heading2"/>
       </w:pPr>
       <w:r>
-        <w:t xml:space="preserve">Folie 3</w:t>
+        <w:t xml:space="preserve">Folie 3 – Attribut und Attributwert</w:t>
       </w:r>
     </w:p>
     <w:p>
@@ -339,17 +420,17 @@
         <w:pStyle w:val="FirstParagraph"/>
       </w:pPr>
       <w:r>
-        <w:t xml:space="preserve">Attribut und Attributwert.</w:t>
+        <w:t xml:space="preserve">Attribut: Farbe, Größe, Position. Attributwert: rot, 12 cm, x=40.</w:t>
       </w:r>
     </w:p>
-    <w:bookmarkEnd w:id="35"/>
-    <w:bookmarkStart w:id="36" w:name="folie-4-1"/>
+    <w:bookmarkEnd w:id="37"/>
+    <w:bookmarkStart w:id="38" w:name="folie-4-zustand-eines-objekts"/>
     <w:p>
       <w:pPr>
         <w:pStyle w:val="Heading2"/>
       </w:pPr>
       <w:r>
-        <w:t xml:space="preserve">Folie 4</w:t>
+        <w:t xml:space="preserve">Folie 4 – Zustand eines Objekts</w:t>
       </w:r>
     </w:p>
     <w:p>
@@ -357,35 +438,35 @@
         <w:pStyle w:val="FirstParagraph"/>
       </w:pPr>
       <w:r>
-        <w:t xml:space="preserve">Live-Beispiel: Bildbreite, Höhe, Position verändern.</w:t>
-      </w:r>
-    </w:p>
-    <w:bookmarkEnd w:id="36"/>
-    <w:bookmarkStart w:id="37" w:name="folie-5-1"/>
-    <w:p>
-      <w:pPr>
-        <w:pStyle w:val="Heading2"/>
-      </w:pPr>
-      <w:r>
-        <w:t xml:space="preserve">Folie 5</w:t>
+        <w:t xml:space="preserve">Ein Objekt hat konkrete Attributwerte. Wenn sich Werte ändern, ändert sich der Zustand des Objekts.</w:t>
       </w:r>
     </w:p>
     <w:p>
       <w:pPr>
-        <w:pStyle w:val="FirstParagraph"/>
+        <w:pStyle w:val="BodyText"/>
       </w:pPr>
       <w:r>
-        <w:t xml:space="preserve">Klasse als gemeinsame Beschreibung.</w:t>
+        <w:rPr>
+          <w:bCs/>
+          <w:b/>
+        </w:rPr>
+        <w:t xml:space="preserve">Kommentarbereich:</w:t>
+      </w:r>
+      <w:r>
+        <w:t xml:space="preserve"> </w:t>
+      </w:r>
+      <w:r>
+        <w:t xml:space="preserve">Ausdrücklich sagen: Die Klasse ändert sich dadurch nicht. Häufiger Schülerfehler: Werte der Klasse zuordnen.</w:t>
       </w:r>
     </w:p>
-    <w:bookmarkEnd w:id="37"/>
-    <w:bookmarkStart w:id="38" w:name="folie-6-1"/>
+    <w:bookmarkEnd w:id="38"/>
+    <w:bookmarkStart w:id="39" w:name="folie-5-klasse-als-bauplan"/>
     <w:p>
       <w:pPr>
         <w:pStyle w:val="Heading2"/>
       </w:pPr>
       <w:r>
-        <w:t xml:space="preserve">Folie 6</w:t>
+        <w:t xml:space="preserve">Folie 5 – Klasse als Bauplan</w:t>
       </w:r>
     </w:p>
     <w:p>
@@ -393,17 +474,17 @@
         <w:pStyle w:val="FirstParagraph"/>
       </w:pPr>
       <w:r>
-        <w:t xml:space="preserve">Klasse Fahrrad – konkrete Objekte vergleichen.</w:t>
+        <w:t xml:space="preserve">Klasse beschreibt gemeinsame Attribute und mögliche Methoden ähnlicher Objekte.</w:t>
       </w:r>
     </w:p>
-    <w:bookmarkEnd w:id="38"/>
-    <w:bookmarkStart w:id="39" w:name="folie-7-1"/>
+    <w:bookmarkEnd w:id="39"/>
+    <w:bookmarkStart w:id="40" w:name="folie-6-objektbeispiele-aus-einer-klasse"/>
     <w:p>
       <w:pPr>
         <w:pStyle w:val="Heading2"/>
       </w:pPr>
       <w:r>
-        <w:t xml:space="preserve">Folie 7</w:t>
+        <w:t xml:space="preserve">Folie 6 – Objektbeispiele aus einer Klasse</w:t>
       </w:r>
     </w:p>
     <w:p>
@@ -411,17 +492,29 @@
         <w:pStyle w:val="FirstParagraph"/>
       </w:pPr>
       <w:r>
-        <w:t xml:space="preserve">Methoden versus Erstellen/Kopieren/Löschen.</w:t>
+        <w:t xml:space="preserve">Klasse</w:t>
+      </w:r>
+      <w:r>
+        <w:t xml:space="preserve"> </w:t>
+      </w:r>
+      <w:r>
+        <w:rPr>
+          <w:rStyle w:val="VerbatimChar"/>
+        </w:rPr>
+        <w:t xml:space="preserve">Bildobjekt</w:t>
+      </w:r>
+      <w:r>
+        <w:t xml:space="preserve">: Objekt A klein/links, Objekt B groß/rechts, Objekt C transparent.</w:t>
       </w:r>
     </w:p>
-    <w:bookmarkEnd w:id="39"/>
-    <w:bookmarkStart w:id="40" w:name="folie-8-1"/>
+    <w:bookmarkEnd w:id="40"/>
+    <w:bookmarkStart w:id="41" w:name="folie-7-methoden"/>
     <w:p>
       <w:pPr>
         <w:pStyle w:val="Heading2"/>
       </w:pPr>
       <w:r>
-        <w:t xml:space="preserve">Folie 8</w:t>
+        <w:t xml:space="preserve">Folie 7 – Methoden</w:t>
       </w:r>
     </w:p>
     <w:p>
@@ -429,35 +522,35 @@
         <w:pStyle w:val="FirstParagraph"/>
       </w:pPr>
       <w:r>
-        <w:t xml:space="preserve">Transfer zu Scratch-Figuren.</w:t>
+        <w:t xml:space="preserve">Methoden ändern etwas am Objekt oder lösen eine Aktion aus, z. B. verschieben, drehen, skalieren.</w:t>
       </w:r>
     </w:p>
-    <w:bookmarkEnd w:id="40"/>
-    <w:bookmarkStart w:id="41" w:name="folie-9-1"/>
+    <w:bookmarkEnd w:id="41"/>
+    <w:bookmarkStart w:id="42" w:name="X9cbe2977c3b6cc1ec20c17f657dd5a7311ac5fa"/>
     <w:p>
       <w:pPr>
         <w:pStyle w:val="Heading2"/>
       </w:pPr>
       <w:r>
-        <w:t xml:space="preserve">Folie 9</w:t>
+        <w:t xml:space="preserve">Folie 8 – Erstellen, Kopieren, Löschen unterscheiden</w:t>
       </w:r>
     </w:p>
     <w:p>
       <w:pPr>
-        <w:pStyle w:val="BlockText"/>
+        <w:pStyle w:val="FirstParagraph"/>
       </w:pPr>
       <w:r>
-        <w:t xml:space="preserve">Was technisch möglich ist, ist nicht automatisch erlaubt.</w:t>
+        <w:t xml:space="preserve">Das Verwalten eines Objekts ist nicht dasselbe wie das Ändern seiner Attributwerte.</w:t>
       </w:r>
     </w:p>
-    <w:bookmarkEnd w:id="41"/>
-    <w:bookmarkStart w:id="42" w:name="folie-10-1"/>
+    <w:bookmarkEnd w:id="42"/>
+    <w:bookmarkStart w:id="43" w:name="folie-9-vereinfachte-darstellung"/>
     <w:p>
       <w:pPr>
         <w:pStyle w:val="Heading2"/>
       </w:pPr>
       <w:r>
-        <w:t xml:space="preserve">Folie 10</w:t>
+        <w:t xml:space="preserve">Folie 9 – Vereinfachte Darstellung</w:t>
       </w:r>
     </w:p>
     <w:p>
@@ -465,17 +558,17 @@
         <w:pStyle w:val="FirstParagraph"/>
       </w:pPr>
       <w:r>
-        <w:t xml:space="preserve">Persönliche Daten und Persönlichkeitsrechte.</w:t>
+        <w:t xml:space="preserve">Klasse oben, darunter Attribute und Methoden; konkrete Objekte mit eigenen Werten daneben.</w:t>
       </w:r>
     </w:p>
-    <w:bookmarkEnd w:id="42"/>
-    <w:bookmarkStart w:id="43" w:name="folie-11-1"/>
+    <w:bookmarkEnd w:id="43"/>
+    <w:bookmarkStart w:id="44" w:name="Xbeacb69810ae693fb90b254bc370e459dcbf376"/>
     <w:p>
       <w:pPr>
         <w:pStyle w:val="Heading2"/>
       </w:pPr>
       <w:r>
-        <w:t xml:space="preserve">Folie 11</w:t>
+        <w:t xml:space="preserve">Folie 10 – Was technisch möglich ist, ist nicht automatisch erlaubt</w:t>
       </w:r>
     </w:p>
     <w:p>
@@ -483,17 +576,17 @@
         <w:pStyle w:val="FirstParagraph"/>
       </w:pPr>
       <w:r>
-        <w:t xml:space="preserve">Urheberrecht und Quellen.</w:t>
+        <w:t xml:space="preserve">Daten und Medien haben rechtliche und persönliche Bezüge.</w:t>
       </w:r>
     </w:p>
-    <w:bookmarkEnd w:id="43"/>
-    <w:bookmarkStart w:id="44" w:name="folie-12-1"/>
+    <w:bookmarkEnd w:id="44"/>
+    <w:bookmarkStart w:id="45" w:name="X376541540ce828ed8fb61448e5c09036407d07b"/>
     <w:p>
       <w:pPr>
         <w:pStyle w:val="Heading2"/>
       </w:pPr>
       <w:r>
-        <w:t xml:space="preserve">Folie 12</w:t>
+        <w:t xml:space="preserve">Folie 11 – Persönliche Daten und Persönlichkeitsrechte</w:t>
       </w:r>
     </w:p>
     <w:p>
@@ -501,17 +594,17 @@
         <w:pStyle w:val="FirstParagraph"/>
       </w:pPr>
       <w:r>
-        <w:t xml:space="preserve">Vier Fragen vor dem Teilen von Daten.</w:t>
+        <w:t xml:space="preserve">Name, Foto, Stimme, Standort, Kontakt, Verhalten. Vor Veröffentlichung Betroffene berücksichtigen.</w:t>
       </w:r>
     </w:p>
-    <w:bookmarkEnd w:id="44"/>
-    <w:bookmarkStart w:id="45" w:name="folie-13"/>
+    <w:bookmarkEnd w:id="45"/>
+    <w:bookmarkStart w:id="46" w:name="X202e2600b35a76d8463157f760106e3f887a2dd"/>
     <w:p>
       <w:pPr>
         <w:pStyle w:val="Heading2"/>
       </w:pPr>
       <w:r>
-        <w:t xml:space="preserve">Folie 13</w:t>
+        <w:t xml:space="preserve">Folie 12 – Urheberrecht, Quellen, Zitat, Plagiat</w:t>
       </w:r>
     </w:p>
     <w:p>
@@ -519,11 +612,83 @@
         <w:pStyle w:val="FirstParagraph"/>
       </w:pPr>
       <w:r>
-        <w:t xml:space="preserve">Ausblick auf Klasse 8: Klassen, Objekte und Attribute werden systematisch vertieft.</w:t>
+        <w:t xml:space="preserve">Fremde Texte, Bilder, Musik und Videos brauchen Nutzungsrecht, Quellenangabe oder zulässiges Zitat.</w:t>
       </w:r>
     </w:p>
-    <w:bookmarkEnd w:id="45"/>
     <w:bookmarkEnd w:id="46"/>
+    <w:bookmarkStart w:id="47" w:name="folie-13-inhaltsdaten-und-metadaten"/>
+    <w:p>
+      <w:pPr>
+        <w:pStyle w:val="Heading2"/>
+      </w:pPr>
+      <w:r>
+        <w:t xml:space="preserve">Folie 13 – Inhaltsdaten und Metadaten</w:t>
+      </w:r>
+    </w:p>
+    <w:p>
+      <w:pPr>
+        <w:pStyle w:val="FirstParagraph"/>
+      </w:pPr>
+      <w:r>
+        <w:t xml:space="preserve">Inhaltsdaten: sichtbarer Inhalt. Metadaten: zusätzliche Informationen wie Autor, Zeitpunkt, Gerät, Standort.</w:t>
+      </w:r>
+    </w:p>
+    <w:bookmarkEnd w:id="47"/>
+    <w:bookmarkStart w:id="48" w:name="X0c7c9badb1bf9e09c9836ba46b3dbccabf4b483"/>
+    <w:p>
+      <w:pPr>
+        <w:pStyle w:val="Heading2"/>
+      </w:pPr>
+      <w:r>
+        <w:t xml:space="preserve">Folie 14 – Dokumentenschutz und Zugriffsrechte</w:t>
+      </w:r>
+    </w:p>
+    <w:p>
+      <w:pPr>
+        <w:pStyle w:val="FirstParagraph"/>
+      </w:pPr>
+      <w:r>
+        <w:t xml:space="preserve">Passwort, Freigabe, Leserecht, Schreibrecht, öffentliche Links.</w:t>
+      </w:r>
+    </w:p>
+    <w:bookmarkEnd w:id="48"/>
+    <w:bookmarkStart w:id="49" w:name="X28535896964cb2733032cdacc216206578aedf3"/>
+    <w:p>
+      <w:pPr>
+        <w:pStyle w:val="Heading2"/>
+      </w:pPr>
+      <w:r>
+        <w:t xml:space="preserve">Folie 15 – Manipulation und automatische Erzeugung</w:t>
+      </w:r>
+    </w:p>
+    <w:p>
+      <w:pPr>
+        <w:pStyle w:val="FirstParagraph"/>
+      </w:pPr>
+      <w:r>
+        <w:t xml:space="preserve">Bilder, Texte und Videos können bearbeitet oder automatisch erzeugt werden. Kontext und Quelle prüfen.</w:t>
+      </w:r>
+    </w:p>
+    <w:bookmarkEnd w:id="49"/>
+    <w:bookmarkStart w:id="50" w:name="folie-16-sicherung"/>
+    <w:p>
+      <w:pPr>
+        <w:pStyle w:val="Heading2"/>
+      </w:pPr>
+      <w:r>
+        <w:t xml:space="preserve">Folie 16 – Sicherung</w:t>
+      </w:r>
+    </w:p>
+    <w:p>
+      <w:pPr>
+        <w:pStyle w:val="BlockText"/>
+      </w:pPr>
+      <w:r>
+        <w:t xml:space="preserve">Daten und Medien müssen technisch verstanden, rechtlich zulässig und verantwortungsvoll genutzt werden.</w:t>
+      </w:r>
+    </w:p>
+    <w:bookmarkEnd w:id="50"/>
+    <w:bookmarkEnd w:id="51"/>
     <w:sectPr>
       <w:headerReference r:id="rId9" w:type="default"/>
       <w:footerReference r:id="rId11" w:type="default"/>
@@ -554,7 +719,7 @@
       <w:rPr>
         <w:sz w:val="16"/>
       </w:rPr>
-      <w:t>Unterrichtsmaterial Oberschule Sachsen · Version v0.4.0-356-g3db0967-dirty · Build 17.08.2026</w:t>
+      <w:t>Unterrichtsmaterial Oberschule Sachsen · Version v0.4.0-376-g6ba679b-dirty · Build 17.08.2026</w:t>
     </w:r>
   </w:p>
 </w:ftr>

--- a/Ausgabe/Klasse_7/02_Repraesentation_von_Daten/05_Praesentationen/md.docx
+++ b/Ausgabe/Klasse_7/02_Repraesentation_von_Daten/05_Praesentationen/md.docx
@@ -49,22 +49,22 @@
         <w:br w:type="page"/>
       </w:r>
     </w:p>
-    <w:bookmarkStart w:id="32" w:name="X83f92f0dd864afc1c32bcc3fe13538d8bf42ca3"/>
+    <w:bookmarkStart w:id="32" w:name="X7a54d87c65445f831577b5aba7545cfee64a11c"/>
     <w:p>
       <w:pPr>
         <w:pStyle w:val="Heading1"/>
       </w:pPr>
       <w:r>
-        <w:t xml:space="preserve">Präsentation – 01 bis 03 Daten und Darstellungen</w:t>
+        <w:t xml:space="preserve">Präsentation – 01 bis 03 Daten, Darstellungen und digitale Medien</w:t>
       </w:r>
     </w:p>
-    <w:bookmarkStart w:id="20" w:name="folie-1"/>
+    <w:bookmarkStart w:id="20" w:name="folie-1-leitfrage"/>
     <w:p>
       <w:pPr>
         <w:pStyle w:val="Heading2"/>
       </w:pPr>
       <w:r>
-        <w:t xml:space="preserve">Folie 1</w:t>
+        <w:t xml:space="preserve">Folie 1 – Leitfrage</w:t>
       </w:r>
     </w:p>
     <w:p>
@@ -72,17 +72,47 @@
         <w:pStyle w:val="BlockText"/>
       </w:pPr>
       <w:r>
-        <w:t xml:space="preserve">Was bedeutet die Zahl 18?</w:t>
+        <w:t xml:space="preserve">Sind Daten und Informationen dasselbe?</w:t>
+      </w:r>
+    </w:p>
+    <w:p>
+      <w:pPr>
+        <w:pStyle w:val="FirstParagraph"/>
+      </w:pPr>
+      <w:r>
+        <w:rPr>
+          <w:bCs/>
+          <w:b/>
+        </w:rPr>
+        <w:t xml:space="preserve">Lehrerhinweis:</w:t>
+      </w:r>
+      <w:r>
+        <w:t xml:space="preserve"> </w:t>
+      </w:r>
+      <w:r>
+        <w:t xml:space="preserve">Mit einem isolierten Wert beginnen, z. B.</w:t>
+      </w:r>
+      <w:r>
+        <w:t xml:space="preserve"> </w:t>
+      </w:r>
+      <w:r>
+        <w:rPr>
+          <w:rStyle w:val="VerbatimChar"/>
+        </w:rPr>
+        <w:t xml:space="preserve">18</w:t>
+      </w:r>
+      <w:r>
+        <w:t xml:space="preserve">. Erst durch Kontext wird Information daraus.</w:t>
       </w:r>
     </w:p>
     <w:bookmarkEnd w:id="20"/>
-    <w:bookmarkStart w:id="21" w:name="folie-2"/>
+    <w:bookmarkStart w:id="21" w:name="folie-2-daten-brauchen-kontext"/>
     <w:p>
       <w:pPr>
         <w:pStyle w:val="Heading2"/>
       </w:pPr>
       <w:r>
-        <w:t xml:space="preserve">Folie 2</w:t>
+        <w:t xml:space="preserve">Folie 2 – Daten brauchen Kontext</w:t>
       </w:r>
     </w:p>
     <w:p>
@@ -90,17 +120,17 @@
         <w:pStyle w:val="FirstParagraph"/>
       </w:pPr>
       <w:r>
-        <w:t xml:space="preserve">Daten versus Information.</w:t>
+        <w:t xml:space="preserve">Daten sind Darstellungen. Information entsteht, wenn Menschen oder Systeme Daten im Kontext deuten.</w:t>
       </w:r>
     </w:p>
     <w:bookmarkEnd w:id="21"/>
-    <w:bookmarkStart w:id="22" w:name="folie-3"/>
+    <w:bookmarkStart w:id="22" w:name="Xb000d7ffd2c18023bca199391f08aa26e595a21"/>
     <w:p>
       <w:pPr>
         <w:pStyle w:val="Heading2"/>
       </w:pPr>
       <w:r>
-        <w:t xml:space="preserve">Folie 3</w:t>
+        <w:t xml:space="preserve">Folie 3 – Eine Information, viele Darstellungen</w:t>
       </w:r>
     </w:p>
     <w:p>
@@ -108,17 +138,17 @@
         <w:pStyle w:val="FirstParagraph"/>
       </w:pPr>
       <w:r>
-        <w:t xml:space="preserve">Kontext verändert Bedeutung.</w:t>
+        <w:t xml:space="preserve">Text, Tabelle, Diagramm, Grafik, Audio, Video und Multimedia können dieselbe Information unterschiedlich gut vermitteln.</w:t>
       </w:r>
     </w:p>
     <w:bookmarkEnd w:id="22"/>
-    <w:bookmarkStart w:id="23" w:name="folie-4"/>
+    <w:bookmarkStart w:id="23" w:name="folie-4-zweck-und-zielgruppe"/>
     <w:p>
       <w:pPr>
         <w:pStyle w:val="Heading2"/>
       </w:pPr>
       <w:r>
-        <w:t xml:space="preserve">Folie 4</w:t>
+        <w:t xml:space="preserve">Folie 4 – Zweck und Zielgruppe</w:t>
       </w:r>
     </w:p>
     <w:p>
@@ -126,35 +156,35 @@
         <w:pStyle w:val="FirstParagraph"/>
       </w:pPr>
       <w:r>
-        <w:t xml:space="preserve">Darstellungsformen: Text, Tabelle, Diagramm, Bild, Audio, Video.</w:t>
+        <w:t xml:space="preserve">Die passende Darstellungsform hängt von Fragestellung, Zielgruppe und Situation ab.</w:t>
       </w:r>
     </w:p>
     <w:bookmarkEnd w:id="23"/>
-    <w:bookmarkStart w:id="24" w:name="folie-5"/>
+    <w:bookmarkStart w:id="24" w:name="folie-5-darstellungsformen-vergleichen"/>
     <w:p>
       <w:pPr>
         <w:pStyle w:val="Heading2"/>
       </w:pPr>
       <w:r>
-        <w:t xml:space="preserve">Folie 5</w:t>
+        <w:t xml:space="preserve">Folie 5 – Darstellungsformen vergleichen</w:t>
       </w:r>
     </w:p>
     <w:p>
       <w:pPr>
-        <w:pStyle w:val="BlockText"/>
+        <w:pStyle w:val="FirstParagraph"/>
       </w:pPr>
       <w:r>
-        <w:t xml:space="preserve">Welche Darstellung passt zur Aufgabe?</w:t>
+        <w:t xml:space="preserve">Tabelle: genaue Werte. Diagramm: Muster und Vergleiche. Text: Erklärung. Bild/Grafik: Überblick. Audio/Video: Ablauf, Atmosphäre oder Demonstration.</w:t>
       </w:r>
     </w:p>
     <w:bookmarkEnd w:id="24"/>
-    <w:bookmarkStart w:id="25" w:name="folie-6"/>
+    <w:bookmarkStart w:id="25" w:name="folie-6-digitale-medien-erstellen"/>
     <w:p>
       <w:pPr>
         <w:pStyle w:val="Heading2"/>
       </w:pPr>
       <w:r>
-        <w:t xml:space="preserve">Folie 6</w:t>
+        <w:t xml:space="preserve">Folie 6 – Digitale Medien erstellen</w:t>
       </w:r>
     </w:p>
     <w:p>
@@ -162,17 +192,17 @@
         <w:pStyle w:val="FirstParagraph"/>
       </w:pPr>
       <w:r>
-        <w:t xml:space="preserve">Beispiel Wetterdaten: Tabelle versus Diagramm.</w:t>
+        <w:t xml:space="preserve">Vor dem Erstellen klären: Was soll vermittelt werden? Für wen? In welcher Form?</w:t>
       </w:r>
     </w:p>
     <w:bookmarkEnd w:id="25"/>
-    <w:bookmarkStart w:id="26" w:name="folie-7"/>
+    <w:bookmarkStart w:id="26" w:name="folie-7-inhalt-und-design-trennen"/>
     <w:p>
       <w:pPr>
         <w:pStyle w:val="Heading2"/>
       </w:pPr>
       <w:r>
-        <w:t xml:space="preserve">Folie 7</w:t>
+        <w:t xml:space="preserve">Folie 7 – Inhalt und Design trennen</w:t>
       </w:r>
     </w:p>
     <w:p>
@@ -180,17 +210,17 @@
         <w:pStyle w:val="FirstParagraph"/>
       </w:pPr>
       <w:r>
-        <w:t xml:space="preserve">Ziel und Zielgruppe.</w:t>
+        <w:t xml:space="preserve">Inhalt = Aussage. Design = Form. Gestaltung soll Verständlichkeit unterstützen und darf Information nicht verfälschen.</w:t>
       </w:r>
     </w:p>
     <w:bookmarkEnd w:id="26"/>
-    <w:bookmarkStart w:id="27" w:name="folie-8"/>
+    <w:bookmarkStart w:id="27" w:name="folie-8-software-passend-auswählen"/>
     <w:p>
       <w:pPr>
         <w:pStyle w:val="Heading2"/>
       </w:pPr>
       <w:r>
-        <w:t xml:space="preserve">Folie 8</w:t>
+        <w:t xml:space="preserve">Folie 8 – Software passend auswählen</w:t>
       </w:r>
     </w:p>
     <w:p>
@@ -198,17 +228,35 @@
         <w:pStyle w:val="FirstParagraph"/>
       </w:pPr>
       <w:r>
-        <w:t xml:space="preserve">Inhalt versus Gestaltung.</w:t>
+        <w:t xml:space="preserve">Textverarbeitung, Präsentation, Tabellenkalkulation, Grafikprogramm, Audio-/Video-Software oder browsergestützte Anwendung.</w:t>
+      </w:r>
+    </w:p>
+    <w:p>
+      <w:pPr>
+        <w:pStyle w:val="BodyText"/>
+      </w:pPr>
+      <w:r>
+        <w:rPr>
+          <w:bCs/>
+          <w:b/>
+        </w:rPr>
+        <w:t xml:space="preserve">Lehrerhinweis:</w:t>
+      </w:r>
+      <w:r>
+        <w:t xml:space="preserve"> </w:t>
+      </w:r>
+      <w:r>
+        <w:t xml:space="preserve">Problembezogene Auswahl ist verbindlich. Nicht nur Namen von Programmen abfragen, sondern begründen lassen.</w:t>
       </w:r>
     </w:p>
     <w:bookmarkEnd w:id="27"/>
-    <w:bookmarkStart w:id="28" w:name="folie-9"/>
+    <w:bookmarkStart w:id="28" w:name="X452723662fb4e56de3fbfd2c5bc61be213efbb8"/>
     <w:p>
       <w:pPr>
         <w:pStyle w:val="Heading2"/>
       </w:pPr>
       <w:r>
-        <w:t xml:space="preserve">Folie 9</w:t>
+        <w:t xml:space="preserve">Folie 9 – Weitere Anwendungssoftware kennenlernen</w:t>
       </w:r>
     </w:p>
     <w:p>
@@ -216,17 +264,17 @@
         <w:pStyle w:val="FirstParagraph"/>
       </w:pPr>
       <w:r>
-        <w:t xml:space="preserve">Welche Software passt zu welcher Aufgabe?</w:t>
+        <w:t xml:space="preserve">Eine bislang weniger bekannte Anwendung praktisch erkunden: z. B. Tabellenkalkulation für Auswertung oder Grafikprogramm für ein Schaubild.</w:t>
       </w:r>
     </w:p>
     <w:bookmarkEnd w:id="28"/>
-    <w:bookmarkStart w:id="29" w:name="folie-10"/>
+    <w:bookmarkStart w:id="29" w:name="Xec94a8493343c1cafe3d4e457cd8a5b138ad4d5"/>
     <w:p>
       <w:pPr>
         <w:pStyle w:val="Heading2"/>
       </w:pPr>
       <w:r>
-        <w:t xml:space="preserve">Folie 10</w:t>
+        <w:t xml:space="preserve">Folie 10 – Automatisierung in Anwendersoftware</w:t>
       </w:r>
     </w:p>
     <w:p>
@@ -234,17 +282,17 @@
         <w:pStyle w:val="FirstParagraph"/>
       </w:pPr>
       <w:r>
-        <w:t xml:space="preserve">Automatisierung in Anwendersoftware.</w:t>
+        <w:t xml:space="preserve">Rechtschreibprüfung, automatische Summen, Layoutvorlagen, Filter, Formatvorlagen, Bildkorrektur.</w:t>
       </w:r>
     </w:p>
     <w:bookmarkEnd w:id="29"/>
-    <w:bookmarkStart w:id="30" w:name="folie-11"/>
+    <w:bookmarkStart w:id="30" w:name="X35d15a2751f6a3eeda67a01ab0ec9cdd6d43076"/>
     <w:p>
       <w:pPr>
         <w:pStyle w:val="Heading2"/>
       </w:pPr>
       <w:r>
-        <w:t xml:space="preserve">Folie 11</w:t>
+        <w:t xml:space="preserve">Folie 11 – Automatisch erzeugte Medien kritisch prüfen</w:t>
       </w:r>
     </w:p>
     <w:p>
@@ -252,17 +300,17 @@
         <w:pStyle w:val="FirstParagraph"/>
       </w:pPr>
       <w:r>
-        <w:t xml:space="preserve">Sicherung: Daten + Kontext → Information.</w:t>
+        <w:t xml:space="preserve">Automaten können Texte, Bilder oder Vorschläge erzeugen. Ergebnisse müssen auf Inhalt, Quelle, Absicht und Fehler geprüft werden.</w:t>
       </w:r>
     </w:p>
     <w:bookmarkEnd w:id="30"/>
-    <w:bookmarkStart w:id="31" w:name="folie-12"/>
+    <w:bookmarkStart w:id="31" w:name="folie-12-sicherung"/>
     <w:p>
       <w:pPr>
         <w:pStyle w:val="Heading2"/>
       </w:pPr>
       <w:r>
-        <w:t xml:space="preserve">Folie 12</w:t>
+        <w:t xml:space="preserve">Folie 12 – Sicherung</w:t>
       </w:r>
     </w:p>
     <w:p>
@@ -270,7 +318,7 @@
         <w:pStyle w:val="BlockText"/>
       </w:pPr>
       <w:r>
-        <w:t xml:space="preserve">Wenn Programme mit Dokumenten arbeiten: Welche Dinge darin kann man als Objekte mit Eigenschaften beschreiben?</w:t>
+        <w:t xml:space="preserve">Daten werden erst durch Kontext zu Information. Gute digitale Medien wählen Darstellung, Software und Gestaltung passend zum Zweck.</w:t>
       </w:r>
     </w:p>
     <w:p>
@@ -280,22 +328,22 @@
     </w:p>
     <w:bookmarkEnd w:id="31"/>
     <w:bookmarkEnd w:id="32"/>
-    <w:bookmarkStart w:id="46" w:name="X544bb3c6beadbbb53139fc5a645f7d1b5042e0b"/>
+    <w:bookmarkStart w:id="45" w:name="X6f15e04703cafb2e4438993fb2e67f4b3ac74a8"/>
     <w:p>
       <w:pPr>
         <w:pStyle w:val="Heading1"/>
       </w:pPr>
       <w:r>
-        <w:t xml:space="preserve">Präsentation – 04 bis 06 Objekte, Klassen und Datenrechte</w:t>
+        <w:t xml:space="preserve">Präsentation – 04 bis 06 Objekte, Klassen, Rechte und Dokumentenschutz</w:t>
       </w:r>
     </w:p>
-    <w:bookmarkStart w:id="33" w:name="folie-1-1"/>
+    <w:bookmarkStart w:id="33" w:name="folie-1-leitfrage-1"/>
     <w:p>
       <w:pPr>
         <w:pStyle w:val="Heading2"/>
       </w:pPr>
       <w:r>
-        <w:t xml:space="preserve">Folie 1</w:t>
+        <w:t xml:space="preserve">Folie 1 – Leitfrage</w:t>
       </w:r>
     </w:p>
     <w:p>
@@ -303,17 +351,17 @@
         <w:pStyle w:val="BlockText"/>
       </w:pPr>
       <w:r>
-        <w:t xml:space="preserve">Welche Dinge in einem Dokument kann ein Computer als Objekte behandeln?</w:t>
+        <w:t xml:space="preserve">Wie beschreibt ein Computer Dinge mit Eigenschaften?</w:t>
       </w:r>
     </w:p>
     <w:bookmarkEnd w:id="33"/>
-    <w:bookmarkStart w:id="34" w:name="folie-2-1"/>
+    <w:bookmarkStart w:id="34" w:name="folie-2-objekt-und-attribute"/>
     <w:p>
       <w:pPr>
         <w:pStyle w:val="Heading2"/>
       </w:pPr>
       <w:r>
-        <w:t xml:space="preserve">Folie 2</w:t>
+        <w:t xml:space="preserve">Folie 2 – Objekt und Attribute</w:t>
       </w:r>
     </w:p>
     <w:p>
@@ -321,17 +369,17 @@
         <w:pStyle w:val="FirstParagraph"/>
       </w:pPr>
       <w:r>
-        <w:t xml:space="preserve">Objekt und Beispiele.</w:t>
+        <w:t xml:space="preserve">Objekt = konkretes Ding im Dokument oder Programm. Attribute beschreiben Eigenschaften, z. B. Farbe, Größe, Position oder Dateiname.</w:t>
       </w:r>
     </w:p>
     <w:bookmarkEnd w:id="34"/>
-    <w:bookmarkStart w:id="35" w:name="folie-3-1"/>
+    <w:bookmarkStart w:id="35" w:name="folie-3-attributwert-und-zustand"/>
     <w:p>
       <w:pPr>
         <w:pStyle w:val="Heading2"/>
       </w:pPr>
       <w:r>
-        <w:t xml:space="preserve">Folie 3</w:t>
+        <w:t xml:space="preserve">Folie 3 – Attributwert und Zustand</w:t>
       </w:r>
     </w:p>
     <w:p>
@@ -339,17 +387,35 @@
         <w:pStyle w:val="FirstParagraph"/>
       </w:pPr>
       <w:r>
-        <w:t xml:space="preserve">Attribut und Attributwert.</w:t>
+        <w:t xml:space="preserve">Attributwert = konkreter Wert eines Attributs. Der Zustand eines Objekts besteht aus seinen aktuellen Attributwerten.</w:t>
+      </w:r>
+    </w:p>
+    <w:p>
+      <w:pPr>
+        <w:pStyle w:val="BodyText"/>
+      </w:pPr>
+      <w:r>
+        <w:rPr>
+          <w:bCs/>
+          <w:b/>
+        </w:rPr>
+        <w:t xml:space="preserve">Lehrerhinweis:</w:t>
+      </w:r>
+      <w:r>
+        <w:t xml:space="preserve"> </w:t>
+      </w:r>
+      <w:r>
+        <w:t xml:space="preserve">Wichtig: Wenn ein Objekt seine Werte ändert, ändert sich nicht die Klasse. Das ist eine typische Fehlvorstellung.</w:t>
       </w:r>
     </w:p>
     <w:bookmarkEnd w:id="35"/>
-    <w:bookmarkStart w:id="36" w:name="folie-4-1"/>
+    <w:bookmarkStart w:id="36" w:name="folie-4-klasse-als-bauplan"/>
     <w:p>
       <w:pPr>
         <w:pStyle w:val="Heading2"/>
       </w:pPr>
       <w:r>
-        <w:t xml:space="preserve">Folie 4</w:t>
+        <w:t xml:space="preserve">Folie 4 – Klasse als Bauplan</w:t>
       </w:r>
     </w:p>
     <w:p>
@@ -357,17 +423,17 @@
         <w:pStyle w:val="FirstParagraph"/>
       </w:pPr>
       <w:r>
-        <w:t xml:space="preserve">Live-Beispiel: Bildbreite, Höhe, Position verändern.</w:t>
+        <w:t xml:space="preserve">Eine Klasse beschreibt gemeinsame Merkmale ähnlicher Objekte. Konkrete Objekte entstehen aus diesem Bauplan und haben eigene Werte.</w:t>
       </w:r>
     </w:p>
     <w:bookmarkEnd w:id="36"/>
-    <w:bookmarkStart w:id="37" w:name="folie-5-1"/>
+    <w:bookmarkStart w:id="37" w:name="X49bdb7467ebae94029bccd2eabb0c8c18e4f09d"/>
     <w:p>
       <w:pPr>
         <w:pStyle w:val="Heading2"/>
       </w:pPr>
       <w:r>
-        <w:t xml:space="preserve">Folie 5</w:t>
+        <w:t xml:space="preserve">Folie 5 – Methoden und Aktionen unterscheiden</w:t>
       </w:r>
     </w:p>
     <w:p>
@@ -375,17 +441,17 @@
         <w:pStyle w:val="FirstParagraph"/>
       </w:pPr>
       <w:r>
-        <w:t xml:space="preserve">Klasse als gemeinsame Beschreibung.</w:t>
+        <w:t xml:space="preserve">Methode: verändert etwas am Objekt oder führt eine objektbezogene Handlung aus. Erstellen, Kopieren und Löschen sind Verwaltungsaktionen.</w:t>
       </w:r>
     </w:p>
     <w:bookmarkEnd w:id="37"/>
-    <w:bookmarkStart w:id="38" w:name="folie-6-1"/>
+    <w:bookmarkStart w:id="38" w:name="folie-6-vereinfachte-darstellung"/>
     <w:p>
       <w:pPr>
         <w:pStyle w:val="Heading2"/>
       </w:pPr>
       <w:r>
-        <w:t xml:space="preserve">Folie 6</w:t>
+        <w:t xml:space="preserve">Folie 6 – Vereinfachte Darstellung</w:t>
       </w:r>
     </w:p>
     <w:p>
@@ -393,17 +459,17 @@
         <w:pStyle w:val="FirstParagraph"/>
       </w:pPr>
       <w:r>
-        <w:t xml:space="preserve">Klasse Fahrrad – konkrete Objekte vergleichen.</w:t>
+        <w:t xml:space="preserve">Klasse: Attribute und mögliche Methoden. Objekt: konkrete Attributwerte. Pfeile zeigen Zuordnung von Objekt zu Klasse.</w:t>
       </w:r>
     </w:p>
     <w:bookmarkEnd w:id="38"/>
-    <w:bookmarkStart w:id="39" w:name="folie-7-1"/>
+    <w:bookmarkStart w:id="39" w:name="folie-7-persönliche-daten-und-rechte"/>
     <w:p>
       <w:pPr>
         <w:pStyle w:val="Heading2"/>
       </w:pPr>
       <w:r>
-        <w:t xml:space="preserve">Folie 7</w:t>
+        <w:t xml:space="preserve">Folie 7 – Persönliche Daten und Rechte</w:t>
       </w:r>
     </w:p>
     <w:p>
@@ -411,17 +477,17 @@
         <w:pStyle w:val="FirstParagraph"/>
       </w:pPr>
       <w:r>
-        <w:t xml:space="preserve">Methoden versus Erstellen/Kopieren/Löschen.</w:t>
+        <w:t xml:space="preserve">Name, Foto, Stimme, Standort, Kontaktdaten. Persönlichkeitsrechte beachten, bevor Daten veröffentlicht oder geteilt werden.</w:t>
       </w:r>
     </w:p>
     <w:bookmarkEnd w:id="39"/>
-    <w:bookmarkStart w:id="40" w:name="folie-8-1"/>
+    <w:bookmarkStart w:id="40" w:name="X0305d6e734268fa7c1515f28d2a314850a092e3"/>
     <w:p>
       <w:pPr>
         <w:pStyle w:val="Heading2"/>
       </w:pPr>
       <w:r>
-        <w:t xml:space="preserve">Folie 8</w:t>
+        <w:t xml:space="preserve">Folie 8 – Urheberrecht, Quelle, Zitat, Plagiat</w:t>
       </w:r>
     </w:p>
     <w:p>
@@ -429,35 +495,35 @@
         <w:pStyle w:val="FirstParagraph"/>
       </w:pPr>
       <w:r>
-        <w:t xml:space="preserve">Transfer zu Scratch-Figuren.</w:t>
+        <w:t xml:space="preserve">Fremde Texte, Bilder, Musik und Videos benötigen erlaubte Nutzung. Quellen müssen nachvollziehbar angegeben werden. Kopieren ohne Kennzeichnung kann ein Plagiat sein.</w:t>
       </w:r>
     </w:p>
     <w:bookmarkEnd w:id="40"/>
-    <w:bookmarkStart w:id="41" w:name="folie-9-1"/>
+    <w:bookmarkStart w:id="41" w:name="folie-9-inhaltsdaten-und-metadaten"/>
     <w:p>
       <w:pPr>
         <w:pStyle w:val="Heading2"/>
       </w:pPr>
       <w:r>
-        <w:t xml:space="preserve">Folie 9</w:t>
+        <w:t xml:space="preserve">Folie 9 – Inhaltsdaten und Metadaten</w:t>
       </w:r>
     </w:p>
     <w:p>
       <w:pPr>
-        <w:pStyle w:val="BlockText"/>
+        <w:pStyle w:val="FirstParagraph"/>
       </w:pPr>
       <w:r>
-        <w:t xml:space="preserve">Was technisch möglich ist, ist nicht automatisch erlaubt.</w:t>
+        <w:t xml:space="preserve">Inhaltsdaten: eigentlicher Inhalt. Metadaten: Zusatzinformationen wie Autor, Änderungsdatum, Standortdaten oder Dateieigenschaften.</w:t>
       </w:r>
     </w:p>
     <w:bookmarkEnd w:id="41"/>
-    <w:bookmarkStart w:id="42" w:name="folie-10-1"/>
+    <w:bookmarkStart w:id="42" w:name="folie-10-dokumentenschutz"/>
     <w:p>
       <w:pPr>
         <w:pStyle w:val="Heading2"/>
       </w:pPr>
       <w:r>
-        <w:t xml:space="preserve">Folie 10</w:t>
+        <w:t xml:space="preserve">Folie 10 – Dokumentenschutz</w:t>
       </w:r>
     </w:p>
     <w:p>
@@ -465,17 +531,17 @@
         <w:pStyle w:val="FirstParagraph"/>
       </w:pPr>
       <w:r>
-        <w:t xml:space="preserve">Persönliche Daten und Persönlichkeitsrechte.</w:t>
+        <w:t xml:space="preserve">Passwortschutz, Leserechte, Bearbeitungsrechte, Freigaben und Versionen helfen, Dokumente kontrolliert zu nutzen.</w:t>
       </w:r>
     </w:p>
     <w:bookmarkEnd w:id="42"/>
-    <w:bookmarkStart w:id="43" w:name="folie-11-1"/>
+    <w:bookmarkStart w:id="43" w:name="folie-11-manipulation-und-verbreitung"/>
     <w:p>
       <w:pPr>
         <w:pStyle w:val="Heading2"/>
       </w:pPr>
       <w:r>
-        <w:t xml:space="preserve">Folie 11</w:t>
+        <w:t xml:space="preserve">Folie 11 – Manipulation und Verbreitung</w:t>
       </w:r>
     </w:p>
     <w:p>
@@ -483,47 +549,29 @@
         <w:pStyle w:val="FirstParagraph"/>
       </w:pPr>
       <w:r>
-        <w:t xml:space="preserve">Urheberrecht und Quellen.</w:t>
+        <w:t xml:space="preserve">Medien können verändert, aus dem Kontext gerissen oder automatisch erzeugt werden. Deshalb Quelle, Kontext und Plausibilität prüfen.</w:t>
       </w:r>
     </w:p>
     <w:bookmarkEnd w:id="43"/>
-    <w:bookmarkStart w:id="44" w:name="folie-12-1"/>
+    <w:bookmarkStart w:id="44" w:name="folie-12-sicherung-1"/>
     <w:p>
       <w:pPr>
         <w:pStyle w:val="Heading2"/>
       </w:pPr>
       <w:r>
-        <w:t xml:space="preserve">Folie 12</w:t>
+        <w:t xml:space="preserve">Folie 12 – Sicherung</w:t>
       </w:r>
     </w:p>
     <w:p>
       <w:pPr>
-        <w:pStyle w:val="FirstParagraph"/>
+        <w:pStyle w:val="BlockText"/>
       </w:pPr>
       <w:r>
-        <w:t xml:space="preserve">Vier Fragen vor dem Teilen von Daten.</w:t>
+        <w:t xml:space="preserve">Daten und Medien sind nicht nur technisch erreichbar. Ihre Darstellung, Nutzung, Veränderung und Weitergabe müssen fachlich und rechtlich verantwortet werden.</w:t>
       </w:r>
     </w:p>
     <w:bookmarkEnd w:id="44"/>
-    <w:bookmarkStart w:id="45" w:name="folie-13"/>
-    <w:p>
-      <w:pPr>
-        <w:pStyle w:val="Heading2"/>
-      </w:pPr>
-      <w:r>
-        <w:t xml:space="preserve">Folie 13</w:t>
-      </w:r>
-    </w:p>
-    <w:p>
-      <w:pPr>
-        <w:pStyle w:val="FirstParagraph"/>
-      </w:pPr>
-      <w:r>
-        <w:t xml:space="preserve">Ausblick auf Klasse 8: Klassen, Objekte und Attribute werden systematisch vertieft.</w:t>
-      </w:r>
-    </w:p>
     <w:bookmarkEnd w:id="45"/>
-    <w:bookmarkEnd w:id="46"/>
     <w:sectPr>
       <w:headerReference r:id="rId9" w:type="default"/>
       <w:footerReference r:id="rId11" w:type="default"/>
@@ -554,7 +602,7 @@
       <w:rPr>
         <w:sz w:val="16"/>
       </w:rPr>
-      <w:t>Unterrichtsmaterial Oberschule Sachsen · Version v0.4.0-356-g3db0967-dirty · Build 17.08.2026</w:t>
+      <w:t>Unterrichtsmaterial Oberschule Sachsen · Version v0.4.0-378-g61c0f2a-dirty · Build 17.08.2026</w:t>
     </w:r>
   </w:p>
 </w:ftr>

--- a/Ausgabe/Klasse_7/02_Repraesentation_von_Daten/05_Praesentationen/md.docx
+++ b/Ausgabe/Klasse_7/02_Repraesentation_von_Daten/05_Praesentationen/md.docx
@@ -49,22 +49,22 @@
         <w:br w:type="page"/>
       </w:r>
     </w:p>
-    <w:bookmarkStart w:id="32" w:name="X83f92f0dd864afc1c32bcc3fe13538d8bf42ca3"/>
+    <w:bookmarkStart w:id="34" w:name="X7a54d87c65445f831577b5aba7545cfee64a11c"/>
     <w:p>
       <w:pPr>
         <w:pStyle w:val="Heading1"/>
       </w:pPr>
       <w:r>
-        <w:t xml:space="preserve">Präsentation – 01 bis 03 Daten und Darstellungen</w:t>
+        <w:t xml:space="preserve">Präsentation – 01 bis 03 Daten, Darstellungen und digitale Medien</w:t>
       </w:r>
     </w:p>
-    <w:bookmarkStart w:id="20" w:name="folie-1"/>
+    <w:bookmarkStart w:id="20" w:name="folie-1-leitfrage"/>
     <w:p>
       <w:pPr>
         <w:pStyle w:val="Heading2"/>
       </w:pPr>
       <w:r>
-        <w:t xml:space="preserve">Folie 1</w:t>
+        <w:t xml:space="preserve">Folie 1 – Leitfrage</w:t>
       </w:r>
     </w:p>
     <w:p>
@@ -72,17 +72,17 @@
         <w:pStyle w:val="BlockText"/>
       </w:pPr>
       <w:r>
-        <w:t xml:space="preserve">Was bedeutet die Zahl 18?</w:t>
+        <w:t xml:space="preserve">Wann werden Daten zu Informationen?</w:t>
       </w:r>
     </w:p>
     <w:bookmarkEnd w:id="20"/>
-    <w:bookmarkStart w:id="21" w:name="folie-2"/>
+    <w:bookmarkStart w:id="21" w:name="folie-2-einstieg-die-zahl-18"/>
     <w:p>
       <w:pPr>
         <w:pStyle w:val="Heading2"/>
       </w:pPr>
       <w:r>
-        <w:t xml:space="preserve">Folie 2</w:t>
+        <w:t xml:space="preserve">Folie 2 – Einstieg: Die Zahl 18</w:t>
       </w:r>
     </w:p>
     <w:p>
@@ -90,17 +90,17 @@
         <w:pStyle w:val="FirstParagraph"/>
       </w:pPr>
       <w:r>
-        <w:t xml:space="preserve">Daten versus Information.</w:t>
+        <w:t xml:space="preserve">Gleiche Daten, verschiedene Kontexte: Temperatur, Alter, Preis, Hausnummer.</w:t>
       </w:r>
     </w:p>
     <w:bookmarkEnd w:id="21"/>
-    <w:bookmarkStart w:id="22" w:name="folie-3"/>
+    <w:bookmarkStart w:id="22" w:name="folie-3-daten-versus-information"/>
     <w:p>
       <w:pPr>
         <w:pStyle w:val="Heading2"/>
       </w:pPr>
       <w:r>
-        <w:t xml:space="preserve">Folie 3</w:t>
+        <w:t xml:space="preserve">Folie 3 – Daten versus Information</w:t>
       </w:r>
     </w:p>
     <w:p>
@@ -108,17 +108,17 @@
         <w:pStyle w:val="FirstParagraph"/>
       </w:pPr>
       <w:r>
-        <w:t xml:space="preserve">Kontext verändert Bedeutung.</w:t>
+        <w:t xml:space="preserve">Daten sind Darstellungen. Information entsteht durch Bedeutung im Kontext.</w:t>
       </w:r>
     </w:p>
     <w:bookmarkEnd w:id="22"/>
-    <w:bookmarkStart w:id="23" w:name="folie-4"/>
+    <w:bookmarkStart w:id="23" w:name="folie-4-darstellungsformen"/>
     <w:p>
       <w:pPr>
         <w:pStyle w:val="Heading2"/>
       </w:pPr>
       <w:r>
-        <w:t xml:space="preserve">Folie 4</w:t>
+        <w:t xml:space="preserve">Folie 4 – Darstellungsformen</w:t>
       </w:r>
     </w:p>
     <w:p>
@@ -126,35 +126,35 @@
         <w:pStyle w:val="FirstParagraph"/>
       </w:pPr>
       <w:r>
-        <w:t xml:space="preserve">Darstellungsformen: Text, Tabelle, Diagramm, Bild, Audio, Video.</w:t>
+        <w:t xml:space="preserve">Text, Tabelle, Diagramm, Grafik, Animation, Audio, Video und Multimedia vergleichen.</w:t>
       </w:r>
     </w:p>
     <w:bookmarkEnd w:id="23"/>
-    <w:bookmarkStart w:id="24" w:name="folie-5"/>
+    <w:bookmarkStart w:id="24" w:name="folie-5-welche-darstellung-passt"/>
     <w:p>
       <w:pPr>
         <w:pStyle w:val="Heading2"/>
       </w:pPr>
       <w:r>
-        <w:t xml:space="preserve">Folie 5</w:t>
+        <w:t xml:space="preserve">Folie 5 – Welche Darstellung passt?</w:t>
       </w:r>
     </w:p>
     <w:p>
       <w:pPr>
-        <w:pStyle w:val="BlockText"/>
+        <w:pStyle w:val="FirstParagraph"/>
       </w:pPr>
       <w:r>
-        <w:t xml:space="preserve">Welche Darstellung passt zur Aufgabe?</w:t>
+        <w:t xml:space="preserve">Kriterien: Zweck, Zielgruppe, Genauigkeit, Übersichtlichkeit, Barrierefreiheit.</w:t>
       </w:r>
     </w:p>
     <w:bookmarkEnd w:id="24"/>
-    <w:bookmarkStart w:id="25" w:name="folie-6"/>
+    <w:bookmarkStart w:id="25" w:name="folie-6-beispiel-wetterdaten"/>
     <w:p>
       <w:pPr>
         <w:pStyle w:val="Heading2"/>
       </w:pPr>
       <w:r>
-        <w:t xml:space="preserve">Folie 6</w:t>
+        <w:t xml:space="preserve">Folie 6 – Beispiel Wetterdaten</w:t>
       </w:r>
     </w:p>
     <w:p>
@@ -162,17 +162,17 @@
         <w:pStyle w:val="FirstParagraph"/>
       </w:pPr>
       <w:r>
-        <w:t xml:space="preserve">Beispiel Wetterdaten: Tabelle versus Diagramm.</w:t>
+        <w:t xml:space="preserve">Tabelle für genaue Werte, Diagramm für Entwicklung. Beide Darstellungen haben Stärken.</w:t>
       </w:r>
     </w:p>
     <w:bookmarkEnd w:id="25"/>
-    <w:bookmarkStart w:id="26" w:name="folie-7"/>
+    <w:bookmarkStart w:id="26" w:name="folie-7-digitale-medien-planen"/>
     <w:p>
       <w:pPr>
         <w:pStyle w:val="Heading2"/>
       </w:pPr>
       <w:r>
-        <w:t xml:space="preserve">Folie 7</w:t>
+        <w:t xml:space="preserve">Folie 7 – Digitale Medien planen</w:t>
       </w:r>
     </w:p>
     <w:p>
@@ -180,17 +180,17 @@
         <w:pStyle w:val="FirstParagraph"/>
       </w:pPr>
       <w:r>
-        <w:t xml:space="preserve">Ziel und Zielgruppe.</w:t>
+        <w:t xml:space="preserve">Ziel, Zielgruppe und Kernaussage vor Gestaltung und Werkzeug klären.</w:t>
       </w:r>
     </w:p>
     <w:bookmarkEnd w:id="26"/>
-    <w:bookmarkStart w:id="27" w:name="folie-8"/>
+    <w:bookmarkStart w:id="27" w:name="folie-8-inhalt-und-design-trennen"/>
     <w:p>
       <w:pPr>
         <w:pStyle w:val="Heading2"/>
       </w:pPr>
       <w:r>
-        <w:t xml:space="preserve">Folie 8</w:t>
+        <w:t xml:space="preserve">Folie 8 – Inhalt und Design trennen</w:t>
       </w:r>
     </w:p>
     <w:p>
@@ -198,17 +198,49 @@
         <w:pStyle w:val="FirstParagraph"/>
       </w:pPr>
       <w:r>
-        <w:t xml:space="preserve">Inhalt versus Gestaltung.</w:t>
+        <w:t xml:space="preserve">Inhalt sagt,</w:t>
+      </w:r>
+      <w:r>
+        <w:t xml:space="preserve"> </w:t>
+      </w:r>
+      <w:r>
+        <w:rPr>
+          <w:bCs/>
+          <w:b/>
+        </w:rPr>
+        <w:t xml:space="preserve">was</w:t>
+      </w:r>
+      <w:r>
+        <w:t xml:space="preserve"> </w:t>
+      </w:r>
+      <w:r>
+        <w:t xml:space="preserve">vermittelt wird. Design steuert,</w:t>
+      </w:r>
+      <w:r>
+        <w:t xml:space="preserve"> </w:t>
+      </w:r>
+      <w:r>
+        <w:rPr>
+          <w:bCs/>
+          <w:b/>
+        </w:rPr>
+        <w:t xml:space="preserve">wie</w:t>
+      </w:r>
+      <w:r>
+        <w:t xml:space="preserve"> </w:t>
+      </w:r>
+      <w:r>
+        <w:t xml:space="preserve">es wahrgenommen wird.</w:t>
       </w:r>
     </w:p>
     <w:bookmarkEnd w:id="27"/>
-    <w:bookmarkStart w:id="28" w:name="folie-9"/>
+    <w:bookmarkStart w:id="28" w:name="X152aa84cc0ebd22a5ec70988169ac4f2b5e1b95"/>
     <w:p>
       <w:pPr>
         <w:pStyle w:val="Heading2"/>
       </w:pPr>
       <w:r>
-        <w:t xml:space="preserve">Folie 9</w:t>
+        <w:t xml:space="preserve">Folie 9 – Software problembezogen auswählen</w:t>
       </w:r>
     </w:p>
     <w:p>
@@ -216,17 +248,17 @@
         <w:pStyle w:val="FirstParagraph"/>
       </w:pPr>
       <w:r>
-        <w:t xml:space="preserve">Welche Software passt zu welcher Aufgabe?</w:t>
+        <w:t xml:space="preserve">Textverarbeitung, Präsentation, Tabellenkalkulation, Grafikprogramm, Audio-/Video-Software, browserbasierte Anwendung.</w:t>
       </w:r>
     </w:p>
     <w:bookmarkEnd w:id="28"/>
-    <w:bookmarkStart w:id="29" w:name="folie-10"/>
+    <w:bookmarkStart w:id="29" w:name="folie-10-weitere-anwendung-kennenlernen"/>
     <w:p>
       <w:pPr>
         <w:pStyle w:val="Heading2"/>
       </w:pPr>
       <w:r>
-        <w:t xml:space="preserve">Folie 10</w:t>
+        <w:t xml:space="preserve">Folie 10 – Weitere Anwendung kennenlernen</w:t>
       </w:r>
     </w:p>
     <w:p>
@@ -234,17 +266,17 @@
         <w:pStyle w:val="FirstParagraph"/>
       </w:pPr>
       <w:r>
-        <w:t xml:space="preserve">Automatisierung in Anwendersoftware.</w:t>
+        <w:t xml:space="preserve">Beispiel Tabellenkalkulation: Rohdaten erfassen, Formeln nutzen, Diagramm erzeugen.</w:t>
       </w:r>
     </w:p>
     <w:bookmarkEnd w:id="29"/>
-    <w:bookmarkStart w:id="30" w:name="folie-11"/>
+    <w:bookmarkStart w:id="30" w:name="Xf68e66796ca2061b5b876ca963f4d50a6ecf0a9"/>
     <w:p>
       <w:pPr>
         <w:pStyle w:val="Heading2"/>
       </w:pPr>
       <w:r>
-        <w:t xml:space="preserve">Folie 11</w:t>
+        <w:t xml:space="preserve">Folie 11 – Automatisierung in Anwendersoftware</w:t>
       </w:r>
     </w:p>
     <w:p>
@@ -252,25 +284,61 @@
         <w:pStyle w:val="FirstParagraph"/>
       </w:pPr>
       <w:r>
-        <w:t xml:space="preserve">Sicherung: Daten + Kontext → Information.</w:t>
+        <w:t xml:space="preserve">Eingabe → automatische Verarbeitung → Ergebnis: Rechtschreibprüfung, Summenbildung, Layoutvorlage, Untertitelvorschlag.</w:t>
       </w:r>
     </w:p>
     <w:bookmarkEnd w:id="30"/>
-    <w:bookmarkStart w:id="31" w:name="folie-12"/>
+    <w:bookmarkStart w:id="31" w:name="X1a73f82742f877fa6740ee219fdddbf083a499a"/>
     <w:p>
       <w:pPr>
         <w:pStyle w:val="Heading2"/>
       </w:pPr>
       <w:r>
-        <w:t xml:space="preserve">Folie 12</w:t>
+        <w:t xml:space="preserve">Folie 12 – Was bleibt menschliche Verantwortung?</w:t>
       </w:r>
     </w:p>
     <w:p>
       <w:pPr>
+        <w:pStyle w:val="FirstParagraph"/>
+      </w:pPr>
+      <w:r>
+        <w:t xml:space="preserve">Ziel setzen, Daten prüfen, Kontext bewerten, Ergebnis auswählen und überarbeiten.</w:t>
+      </w:r>
+    </w:p>
+    <w:bookmarkEnd w:id="31"/>
+    <w:bookmarkStart w:id="32" w:name="folie-13-sicherung"/>
+    <w:p>
+      <w:pPr>
+        <w:pStyle w:val="Heading2"/>
+      </w:pPr>
+      <w:r>
+        <w:t xml:space="preserve">Folie 13 – Sicherung</w:t>
+      </w:r>
+    </w:p>
+    <w:p>
+      <w:pPr>
         <w:pStyle w:val="BlockText"/>
       </w:pPr>
       <w:r>
-        <w:t xml:space="preserve">Wenn Programme mit Dokumenten arbeiten: Welche Dinge darin kann man als Objekte mit Eigenschaften beschreiben?</w:t>
+        <w:t xml:space="preserve">Gute digitale Medien verbinden passende Daten, verständlichen Kontext, geeignetes Werkzeug und verantwortliche Gestaltung.</w:t>
+      </w:r>
+    </w:p>
+    <w:bookmarkEnd w:id="32"/>
+    <w:bookmarkStart w:id="33" w:name="folie-14-ausblick"/>
+    <w:p>
+      <w:pPr>
+        <w:pStyle w:val="Heading2"/>
+      </w:pPr>
+      <w:r>
+        <w:t xml:space="preserve">Folie 14 – Ausblick</w:t>
+      </w:r>
+    </w:p>
+    <w:p>
+      <w:pPr>
+        <w:pStyle w:val="BlockText"/>
+      </w:pPr>
+      <w:r>
+        <w:t xml:space="preserve">Wenn ein Dokument aus Bildern, Tabellen und Textfeldern besteht: Welche Dinge darin kann man als Objekte mit Eigenschaften beschreiben?</w:t>
       </w:r>
     </w:p>
     <w:p>
@@ -278,24 +346,24 @@
         <w:br w:type="page"/>
       </w:r>
     </w:p>
-    <w:bookmarkEnd w:id="31"/>
-    <w:bookmarkEnd w:id="32"/>
-    <w:bookmarkStart w:id="46" w:name="X544bb3c6beadbbb53139fc5a645f7d1b5042e0b"/>
+    <w:bookmarkEnd w:id="33"/>
+    <w:bookmarkEnd w:id="34"/>
+    <w:bookmarkStart w:id="50" w:name="X61083bd9bfc3285e51f70563df4b0cee0ef3e8f"/>
     <w:p>
       <w:pPr>
         <w:pStyle w:val="Heading1"/>
       </w:pPr>
       <w:r>
-        <w:t xml:space="preserve">Präsentation – 04 bis 06 Objekte, Klassen und Datenrechte</w:t>
+        <w:t xml:space="preserve">Präsentation – 04 bis 06 Objekte, Klassen und verantwortliche Datennutzung</w:t>
       </w:r>
     </w:p>
-    <w:bookmarkStart w:id="33" w:name="folie-1-1"/>
+    <w:bookmarkStart w:id="35" w:name="folie-1-leitfrage-1"/>
     <w:p>
       <w:pPr>
         <w:pStyle w:val="Heading2"/>
       </w:pPr>
       <w:r>
-        <w:t xml:space="preserve">Folie 1</w:t>
+        <w:t xml:space="preserve">Folie 1 – Leitfrage</w:t>
       </w:r>
     </w:p>
     <w:p>
@@ -303,17 +371,17 @@
         <w:pStyle w:val="BlockText"/>
       </w:pPr>
       <w:r>
-        <w:t xml:space="preserve">Welche Dinge in einem Dokument kann ein Computer als Objekte behandeln?</w:t>
+        <w:t xml:space="preserve">Wie beschreibt ein Computer Dinge in Dokumenten und Anwendungen?</w:t>
       </w:r>
     </w:p>
-    <w:bookmarkEnd w:id="33"/>
-    <w:bookmarkStart w:id="34" w:name="folie-2-1"/>
+    <w:bookmarkEnd w:id="35"/>
+    <w:bookmarkStart w:id="36" w:name="folie-2-objekte-in-anwendersoftware"/>
     <w:p>
       <w:pPr>
         <w:pStyle w:val="Heading2"/>
       </w:pPr>
       <w:r>
-        <w:t xml:space="preserve">Folie 2</w:t>
+        <w:t xml:space="preserve">Folie 2 – Objekte in Anwendersoftware</w:t>
       </w:r>
     </w:p>
     <w:p>
@@ -321,17 +389,17 @@
         <w:pStyle w:val="FirstParagraph"/>
       </w:pPr>
       <w:r>
-        <w:t xml:space="preserve">Objekt und Beispiele.</w:t>
+        <w:t xml:space="preserve">Bild, Textfeld, Tabellenzelle, Folie, Audioausschnitt oder Videoelement als konkrete Objekte.</w:t>
       </w:r>
     </w:p>
-    <w:bookmarkEnd w:id="34"/>
-    <w:bookmarkStart w:id="35" w:name="folie-3-1"/>
+    <w:bookmarkEnd w:id="36"/>
+    <w:bookmarkStart w:id="37" w:name="folie-3-attribute-und-attributwerte"/>
     <w:p>
       <w:pPr>
         <w:pStyle w:val="Heading2"/>
       </w:pPr>
       <w:r>
-        <w:t xml:space="preserve">Folie 3</w:t>
+        <w:t xml:space="preserve">Folie 3 – Attribute und Attributwerte</w:t>
       </w:r>
     </w:p>
     <w:p>
@@ -339,17 +407,17 @@
         <w:pStyle w:val="FirstParagraph"/>
       </w:pPr>
       <w:r>
-        <w:t xml:space="preserve">Attribut und Attributwert.</w:t>
+        <w:t xml:space="preserve">Attribut = Eigenschaft, Attributwert = konkreter Wert. Beispiel: Breite = 10 cm, Farbe = blau.</w:t>
       </w:r>
     </w:p>
-    <w:bookmarkEnd w:id="35"/>
-    <w:bookmarkStart w:id="36" w:name="folie-4-1"/>
+    <w:bookmarkEnd w:id="37"/>
+    <w:bookmarkStart w:id="38" w:name="folie-4-objektzustand-ändern"/>
     <w:p>
       <w:pPr>
         <w:pStyle w:val="Heading2"/>
       </w:pPr>
       <w:r>
-        <w:t xml:space="preserve">Folie 4</w:t>
+        <w:t xml:space="preserve">Folie 4 – Objektzustand ändern</w:t>
       </w:r>
     </w:p>
     <w:p>
@@ -357,17 +425,17 @@
         <w:pStyle w:val="FirstParagraph"/>
       </w:pPr>
       <w:r>
-        <w:t xml:space="preserve">Live-Beispiel: Bildbreite, Höhe, Position verändern.</w:t>
+        <w:t xml:space="preserve">Attributwerte verändern den Zustand eines konkreten Objekts. Die Klasse selbst ändert sich dadurch nicht.</w:t>
       </w:r>
     </w:p>
-    <w:bookmarkEnd w:id="36"/>
-    <w:bookmarkStart w:id="37" w:name="folie-5-1"/>
+    <w:bookmarkEnd w:id="38"/>
+    <w:bookmarkStart w:id="39" w:name="folie-5-klasse-als-bauplan"/>
     <w:p>
       <w:pPr>
         <w:pStyle w:val="Heading2"/>
       </w:pPr>
       <w:r>
-        <w:t xml:space="preserve">Folie 5</w:t>
+        <w:t xml:space="preserve">Folie 5 – Klasse als Bauplan</w:t>
       </w:r>
     </w:p>
     <w:p>
@@ -375,17 +443,53 @@
         <w:pStyle w:val="FirstParagraph"/>
       </w:pPr>
       <w:r>
-        <w:t xml:space="preserve">Klasse als gemeinsame Beschreibung.</w:t>
+        <w:t xml:space="preserve">Klasse beschreibt gemeinsame Attribute und Methoden ähnlicher Objekte, z. B.</w:t>
+      </w:r>
+      <w:r>
+        <w:t xml:space="preserve"> </w:t>
+      </w:r>
+      <w:r>
+        <w:rPr>
+          <w:rStyle w:val="VerbatimChar"/>
+        </w:rPr>
+        <w:t xml:space="preserve">Bild</w:t>
+      </w:r>
+      <w:r>
+        <w:t xml:space="preserve">,</w:t>
+      </w:r>
+      <w:r>
+        <w:t xml:space="preserve"> </w:t>
+      </w:r>
+      <w:r>
+        <w:rPr>
+          <w:rStyle w:val="VerbatimChar"/>
+        </w:rPr>
+        <w:t xml:space="preserve">Textfeld</w:t>
+      </w:r>
+      <w:r>
+        <w:t xml:space="preserve">,</w:t>
+      </w:r>
+      <w:r>
+        <w:t xml:space="preserve"> </w:t>
+      </w:r>
+      <w:r>
+        <w:rPr>
+          <w:rStyle w:val="VerbatimChar"/>
+        </w:rPr>
+        <w:t xml:space="preserve">Fahrrad</w:t>
+      </w:r>
+      <w:r>
+        <w:t xml:space="preserve">.</w:t>
       </w:r>
     </w:p>
-    <w:bookmarkEnd w:id="37"/>
-    <w:bookmarkStart w:id="38" w:name="folie-6-1"/>
+    <w:bookmarkEnd w:id="39"/>
+    <w:bookmarkStart w:id="40" w:name="folie-6-klasse-und-objekt-unterscheiden"/>
     <w:p>
       <w:pPr>
         <w:pStyle w:val="Heading2"/>
       </w:pPr>
       <w:r>
-        <w:t xml:space="preserve">Folie 6</w:t>
+        <w:t xml:space="preserve">Folie 6 – Klasse und Objekt unterscheiden</w:t>
       </w:r>
     </w:p>
     <w:p>
@@ -393,17 +497,17 @@
         <w:pStyle w:val="FirstParagraph"/>
       </w:pPr>
       <w:r>
-        <w:t xml:space="preserve">Klasse Fahrrad – konkrete Objekte vergleichen.</w:t>
+        <w:t xml:space="preserve">Die Klasse besitzt keine konkreten Werte wie „rot“ oder „10 cm“. Werte gehören zu konkreten Objekten.</w:t>
       </w:r>
     </w:p>
-    <w:bookmarkEnd w:id="38"/>
-    <w:bookmarkStart w:id="39" w:name="folie-7-1"/>
+    <w:bookmarkEnd w:id="40"/>
+    <w:bookmarkStart w:id="41" w:name="folie-7-methoden-und-verwaltung"/>
     <w:p>
       <w:pPr>
         <w:pStyle w:val="Heading2"/>
       </w:pPr>
       <w:r>
-        <w:t xml:space="preserve">Folie 7</w:t>
+        <w:t xml:space="preserve">Folie 7 – Methoden und Verwaltung</w:t>
       </w:r>
     </w:p>
     <w:p>
@@ -411,17 +515,17 @@
         <w:pStyle w:val="FirstParagraph"/>
       </w:pPr>
       <w:r>
-        <w:t xml:space="preserve">Methoden versus Erstellen/Kopieren/Löschen.</w:t>
+        <w:t xml:space="preserve">Methode ändert bzw. nutzt ein Objekt. Erstellen, Kopieren und Löschen verwalten Objekte.</w:t>
       </w:r>
     </w:p>
-    <w:bookmarkEnd w:id="39"/>
-    <w:bookmarkStart w:id="40" w:name="folie-8-1"/>
+    <w:bookmarkEnd w:id="41"/>
+    <w:bookmarkStart w:id="42" w:name="folie-8-vereinfachte-darstellung"/>
     <w:p>
       <w:pPr>
         <w:pStyle w:val="Heading2"/>
       </w:pPr>
       <w:r>
-        <w:t xml:space="preserve">Folie 8</w:t>
+        <w:t xml:space="preserve">Folie 8 – Vereinfachte Darstellung</w:t>
       </w:r>
     </w:p>
     <w:p>
@@ -429,35 +533,35 @@
         <w:pStyle w:val="FirstParagraph"/>
       </w:pPr>
       <w:r>
-        <w:t xml:space="preserve">Transfer zu Scratch-Figuren.</w:t>
+        <w:t xml:space="preserve">Klasse-Objekt-Karte: Klassenname, Attribute, Beispielobjekt mit Attributwerten, mögliche Methoden.</w:t>
       </w:r>
     </w:p>
-    <w:bookmarkEnd w:id="40"/>
-    <w:bookmarkStart w:id="41" w:name="folie-9-1"/>
+    <w:bookmarkEnd w:id="42"/>
+    <w:bookmarkStart w:id="43" w:name="X85316b9ceebf1a738ae893a1087feb4f7a5d37a"/>
     <w:p>
       <w:pPr>
         <w:pStyle w:val="Heading2"/>
       </w:pPr>
       <w:r>
-        <w:t xml:space="preserve">Folie 9</w:t>
+        <w:t xml:space="preserve">Folie 9 – Was technisch möglich ist, ist nicht automatisch erlaubt</w:t>
       </w:r>
     </w:p>
     <w:p>
       <w:pPr>
-        <w:pStyle w:val="BlockText"/>
+        <w:pStyle w:val="FirstParagraph"/>
       </w:pPr>
       <w:r>
-        <w:t xml:space="preserve">Was technisch möglich ist, ist nicht automatisch erlaubt.</w:t>
+        <w:t xml:space="preserve">Fallbeispiele: Klassenfoto, fremde Musik, Standortdaten, KI-generiertes Bild.</w:t>
       </w:r>
     </w:p>
-    <w:bookmarkEnd w:id="41"/>
-    <w:bookmarkStart w:id="42" w:name="folie-10-1"/>
+    <w:bookmarkEnd w:id="43"/>
+    <w:bookmarkStart w:id="44" w:name="Xdf963685f397c5a4c7c6526a27655784a327b7c"/>
     <w:p>
       <w:pPr>
         <w:pStyle w:val="Heading2"/>
       </w:pPr>
       <w:r>
-        <w:t xml:space="preserve">Folie 10</w:t>
+        <w:t xml:space="preserve">Folie 10 – Persönliche Daten und Persönlichkeitsrechte</w:t>
       </w:r>
     </w:p>
     <w:p>
@@ -465,17 +569,17 @@
         <w:pStyle w:val="FirstParagraph"/>
       </w:pPr>
       <w:r>
-        <w:t xml:space="preserve">Persönliche Daten und Persönlichkeitsrechte.</w:t>
+        <w:t xml:space="preserve">Name, Foto, Stimme, Standort, Kontaktdaten. Veröffentlichung und Weitergabe bewusst prüfen.</w:t>
       </w:r>
     </w:p>
-    <w:bookmarkEnd w:id="42"/>
-    <w:bookmarkStart w:id="43" w:name="folie-11-1"/>
+    <w:bookmarkEnd w:id="44"/>
+    <w:bookmarkStart w:id="45" w:name="Xe2e1a53870b436da7870ca4a98924e2f1175fa2"/>
     <w:p>
       <w:pPr>
         <w:pStyle w:val="Heading2"/>
       </w:pPr>
       <w:r>
-        <w:t xml:space="preserve">Folie 11</w:t>
+        <w:t xml:space="preserve">Folie 11 – Urheberrecht, Quelle, Zitat, Plagiat</w:t>
       </w:r>
     </w:p>
     <w:p>
@@ -483,17 +587,17 @@
         <w:pStyle w:val="FirstParagraph"/>
       </w:pPr>
       <w:r>
-        <w:t xml:space="preserve">Urheberrecht und Quellen.</w:t>
+        <w:t xml:space="preserve">Fundstelle ist keine Nutzungserlaubnis. Quellen angeben, Lizenz beachten, fremde Leistung nicht als eigene ausgeben.</w:t>
       </w:r>
     </w:p>
-    <w:bookmarkEnd w:id="43"/>
-    <w:bookmarkStart w:id="44" w:name="folie-12-1"/>
+    <w:bookmarkEnd w:id="45"/>
+    <w:bookmarkStart w:id="46" w:name="folie-12-inhaltsdaten-und-metadaten"/>
     <w:p>
       <w:pPr>
         <w:pStyle w:val="Heading2"/>
       </w:pPr>
       <w:r>
-        <w:t xml:space="preserve">Folie 12</w:t>
+        <w:t xml:space="preserve">Folie 12 – Inhaltsdaten und Metadaten</w:t>
       </w:r>
     </w:p>
     <w:p>
@@ -501,17 +605,17 @@
         <w:pStyle w:val="FirstParagraph"/>
       </w:pPr>
       <w:r>
-        <w:t xml:space="preserve">Vier Fragen vor dem Teilen von Daten.</w:t>
+        <w:t xml:space="preserve">Was steht im Dokument? Welche Zusatzinformationen hängen daran? Beispiel Foto: Bildinhalt, Datum, Ort, Gerät.</w:t>
       </w:r>
     </w:p>
-    <w:bookmarkEnd w:id="44"/>
-    <w:bookmarkStart w:id="45" w:name="folie-13"/>
+    <w:bookmarkEnd w:id="46"/>
+    <w:bookmarkStart w:id="47" w:name="folie-13-dokumentenschutz"/>
     <w:p>
       <w:pPr>
         <w:pStyle w:val="Heading2"/>
       </w:pPr>
       <w:r>
-        <w:t xml:space="preserve">Folie 13</w:t>
+        <w:t xml:space="preserve">Folie 13 – Dokumentenschutz</w:t>
       </w:r>
     </w:p>
     <w:p>
@@ -519,11 +623,47 @@
         <w:pStyle w:val="FirstParagraph"/>
       </w:pPr>
       <w:r>
-        <w:t xml:space="preserve">Ausblick auf Klasse 8: Klassen, Objekte und Attribute werden systematisch vertieft.</w:t>
+        <w:t xml:space="preserve">Zugriffsrechte, Freigaben, Passwörter, Backup und Versionen als einfache Schutzstrategien.</w:t>
       </w:r>
     </w:p>
-    <w:bookmarkEnd w:id="45"/>
-    <w:bookmarkEnd w:id="46"/>
+    <w:bookmarkEnd w:id="47"/>
+    <w:bookmarkStart w:id="48" w:name="Xa22cae78513d6cac980212d4556efb0e9d3b818"/>
+    <w:p>
+      <w:pPr>
+        <w:pStyle w:val="Heading2"/>
+      </w:pPr>
+      <w:r>
+        <w:t xml:space="preserve">Folie 14 – Manipulation und automatische Erzeugung</w:t>
+      </w:r>
+    </w:p>
+    <w:p>
+      <w:pPr>
+        <w:pStyle w:val="FirstParagraph"/>
+      </w:pPr>
+      <w:r>
+        <w:t xml:space="preserve">Medien können von Menschen oder Automaten verändert bzw. erzeugt werden. Quellen und Kontext prüfen.</w:t>
+      </w:r>
+    </w:p>
+    <w:bookmarkEnd w:id="48"/>
+    <w:bookmarkStart w:id="49" w:name="folie-15-sicherung"/>
+    <w:p>
+      <w:pPr>
+        <w:pStyle w:val="Heading2"/>
+      </w:pPr>
+      <w:r>
+        <w:t xml:space="preserve">Folie 15 – Sicherung</w:t>
+      </w:r>
+    </w:p>
+    <w:p>
+      <w:pPr>
+        <w:pStyle w:val="BlockText"/>
+      </w:pPr>
+      <w:r>
+        <w:t xml:space="preserve">Datenmodelle helfen beim Beschreiben digitaler Objekte. Rechte, Quellen und Schutz entscheiden, ob Nutzung verantwortungsvoll ist.</w:t>
+      </w:r>
+    </w:p>
+    <w:bookmarkEnd w:id="49"/>
+    <w:bookmarkEnd w:id="50"/>
     <w:sectPr>
       <w:headerReference r:id="rId9" w:type="default"/>
       <w:footerReference r:id="rId11" w:type="default"/>
@@ -554,7 +694,7 @@
       <w:rPr>
         <w:sz w:val="16"/>
       </w:rPr>
-      <w:t>Unterrichtsmaterial Oberschule Sachsen · Version v0.4.0-356-g3db0967-dirty · Build 17.08.2026</w:t>
+      <w:t>Unterrichtsmaterial Oberschule Sachsen · Version v0.4.0-367-gb55ec7c-dirty · Build 17.08.2026</w:t>
     </w:r>
   </w:p>
 </w:ftr>

--- a/Ausgabe/Klasse_7/02_Repraesentation_von_Daten/05_Praesentationen/md.docx
+++ b/Ausgabe/Klasse_7/02_Repraesentation_von_Daten/05_Praesentationen/md.docx
@@ -694,7 +694,7 @@
       <w:rPr>
         <w:sz w:val="16"/>
       </w:rPr>
-      <w:t>Unterrichtsmaterial Oberschule Sachsen · Version v0.4.0-376-gf442749-dirty · Build 17.08.2026</w:t>
+      <w:t>Unterrichtsmaterial Oberschule Sachsen · Version v0.4.0-410-g8744ce6-dirty · Build 17.08.2026</w:t>
     </w:r>
   </w:p>
 </w:ftr>

--- a/Ausgabe/Klasse_7/02_Repraesentation_von_Daten/05_Praesentationen/md.docx
+++ b/Ausgabe/Klasse_7/02_Repraesentation_von_Daten/05_Praesentationen/md.docx
@@ -694,7 +694,7 @@
       <w:rPr>
         <w:sz w:val="16"/>
       </w:rPr>
-      <w:t>Unterrichtsmaterial Oberschule Sachsen · Version v0.4.0-410-g8744ce6-dirty · Build 17.08.2026</w:t>
+      <w:t>Unterrichtsmaterial Oberschule Sachsen · Version v0.4.0-444-gad95bb4-dirty · Build 18.08.2026</w:t>
     </w:r>
   </w:p>
 </w:ftr>

--- a/Ausgabe/Klasse_7/02_Repraesentation_von_Daten/05_Praesentationen/md.docx
+++ b/Ausgabe/Klasse_7/02_Repraesentation_von_Daten/05_Praesentationen/md.docx
@@ -694,7 +694,7 @@
       <w:rPr>
         <w:sz w:val="16"/>
       </w:rPr>
-      <w:t>Unterrichtsmaterial Oberschule Sachsen · Version v0.4.0-444-gad95bb4-dirty · Build 18.08.2026</w:t>
+      <w:t>Unterrichtsmaterial Oberschule Sachsen · Version v0.4.0-459-gb11fd20-dirty · Build 18.08.2026</w:t>
     </w:r>
   </w:p>
 </w:ftr>

--- a/Ausgabe/Klasse_7/02_Repraesentation_von_Daten/05_Praesentationen/md.docx
+++ b/Ausgabe/Klasse_7/02_Repraesentation_von_Daten/05_Praesentationen/md.docx
@@ -694,7 +694,7 @@
       <w:rPr>
         <w:sz w:val="16"/>
       </w:rPr>
-      <w:t>Unterrichtsmaterial Oberschule Sachsen · Version v0.4.0-459-gb11fd20-dirty · Build 18.08.2026</w:t>
+      <w:t>Unterrichtsmaterial Oberschule Sachsen · Version v0.4.0-444-gad95bb4-dirty · Build 18.08.2026</w:t>
     </w:r>
   </w:p>
 </w:ftr>

--- a/Ausgabe/Klasse_7/02_Repraesentation_von_Daten/05_Praesentationen/md.docx
+++ b/Ausgabe/Klasse_7/02_Repraesentation_von_Daten/05_Praesentationen/md.docx
@@ -694,7 +694,7 @@
       <w:rPr>
         <w:sz w:val="16"/>
       </w:rPr>
-      <w:t>Unterrichtsmaterial Oberschule Sachsen · Version v0.4.0-444-gad95bb4-dirty · Build 18.08.2026</w:t>
+      <w:t>Unterrichtsmaterial Oberschule Sachsen · Version v0.4.0-489-gf58e499-dirty · Build 18.08.2026</w:t>
     </w:r>
   </w:p>
 </w:ftr>

--- a/Ausgabe/Klasse_7/02_Repraesentation_von_Daten/05_Praesentationen/md.docx
+++ b/Ausgabe/Klasse_7/02_Repraesentation_von_Daten/05_Praesentationen/md.docx
@@ -694,7 +694,7 @@
       <w:rPr>
         <w:sz w:val="16"/>
       </w:rPr>
-      <w:t>Unterrichtsmaterial Oberschule Sachsen · Version v0.4.0-444-gad95bb4-dirty · Build 18.08.2026</w:t>
+      <w:t>Unterrichtsmaterial Oberschule Sachsen · Version v0.4.0-490-g2532335-dirty · Build 18.08.2026</w:t>
     </w:r>
   </w:p>
 </w:ftr>

--- a/Ausgabe/Klasse_7/02_Repraesentation_von_Daten/05_Praesentationen/md.docx
+++ b/Ausgabe/Klasse_7/02_Repraesentation_von_Daten/05_Praesentationen/md.docx
@@ -694,7 +694,7 @@
       <w:rPr>
         <w:sz w:val="16"/>
       </w:rPr>
-      <w:t>Unterrichtsmaterial Oberschule Sachsen · Version v0.4.0-490-g2532335-dirty · Build 18.08.2026</w:t>
+      <w:t>Unterrichtsmaterial Oberschule Sachsen · Version v0.4.0-521-gfaabf71-dirty · Build 19.08.2026</w:t>
     </w:r>
   </w:p>
 </w:ftr>

--- a/Ausgabe/Klasse_7/02_Repraesentation_von_Daten/05_Praesentationen/md.docx
+++ b/Ausgabe/Klasse_7/02_Repraesentation_von_Daten/05_Praesentationen/md.docx
@@ -694,7 +694,7 @@
       <w:rPr>
         <w:sz w:val="16"/>
       </w:rPr>
-      <w:t>Unterrichtsmaterial Oberschule Sachsen · Version v0.4.0-490-g2532335-dirty · Build 18.08.2026</w:t>
+      <w:t>Unterrichtsmaterial Oberschule Sachsen · Version v0.4.0-521-g87c4bcc-dirty · Build 19.08.2026</w:t>
     </w:r>
   </w:p>
 </w:ftr>

--- a/Ausgabe/Klasse_7/02_Repraesentation_von_Daten/05_Praesentationen/md.docx
+++ b/Ausgabe/Klasse_7/02_Repraesentation_von_Daten/05_Praesentationen/md.docx
@@ -694,7 +694,7 @@
       <w:rPr>
         <w:sz w:val="16"/>
       </w:rPr>
-      <w:t>Unterrichtsmaterial Oberschule Sachsen · Version v0.4.0-521-g87c4bcc-dirty · Build 19.08.2026</w:t>
+      <w:t>Unterrichtsmaterial Oberschule Sachsen · Version v0.4.0-527-gca6ed1b-dirty · Build 19.08.2026</w:t>
     </w:r>
   </w:p>
 </w:ftr>

--- a/Ausgabe/Klasse_7/02_Repraesentation_von_Daten/05_Praesentationen/md.docx
+++ b/Ausgabe/Klasse_7/02_Repraesentation_von_Daten/05_Praesentationen/md.docx
@@ -694,7 +694,7 @@
       <w:rPr>
         <w:sz w:val="16"/>
       </w:rPr>
-      <w:t>Unterrichtsmaterial Oberschule Sachsen · Version v0.4.0-527-gca6ed1b-dirty · Build 19.08.2026</w:t>
+      <w:t>Unterrichtsmaterial Oberschule Sachsen · Version v0.4.0-530-gbb43ae4-dirty · Build 20.08.2026</w:t>
     </w:r>
   </w:p>
 </w:ftr>

--- a/Ausgabe/Klasse_7/02_Repraesentation_von_Daten/05_Praesentationen/md.docx
+++ b/Ausgabe/Klasse_7/02_Repraesentation_von_Daten/05_Praesentationen/md.docx
@@ -694,7 +694,7 @@
       <w:rPr>
         <w:sz w:val="16"/>
       </w:rPr>
-      <w:t>Unterrichtsmaterial Oberschule Sachsen · Version v0.4.0-530-gbb43ae4-dirty · Build 20.08.2026</w:t>
+      <w:t>Unterrichtsmaterial Oberschule Sachsen · Version v0.4.0-534-gc09a6c6-dirty · Build 20.08.2026</w:t>
     </w:r>
   </w:p>
 </w:ftr>
